--- a/技术文档/科研小助手-技术文档.docx
+++ b/技术文档/科研小助手-技术文档.docx
@@ -3583,17 +3583,7 @@
         <w:pStyle w:val="ListBullet"/>
       </w:pPr>
       <w:r>
-        <w:t>前沿探索：四路信号——新近且被引、跨社区桥接、未被接入、以及从原文抽取的 Future Work。</w:t>
-      </w:r>
-    </w:p>
-    <w:p>
-      <w:r>
-        <w:t>其中「Future Work 原文」这一路是直接从论文原文里抽取的，让前沿探索不只有数字，还有作者自己写的研究计划。抽取过程遇到并被修复的四个问题：章节标题被拼进正文首句、标题里「and」连接词未被识别、技术报告常用句式（future updates / future versions）未被覆盖、以及把「Scope and Limitations」这类范围声明误判成未来工作章节。</w:t>
-      </w:r>
-    </w:p>
-    <w:p>
-      <w:r>
-        <w:t>另外还加了信息量过滤：39 句候选里剔除 9 句（23%）纯展望空话，例如「In the future, we will focus on advancing robust foundational models」这类没有具体动作的句子。</w:t>
+        <w:t>前沿探索：三路信号——新近且被引、跨社区桥接、未被接入引用网。</w:t>
       </w:r>
     </w:p>
     <w:p>
@@ -3995,7 +3985,7 @@
     </w:p>
     <w:p>
       <w:r>
-        <w:t>例如图谱测试里，若断言「某篇论文的 Future Work 应包含某句话」，模型或正则任何一侧微调都会让测试红掉，但功能可能更好。因此测试聚焦在可判定的部分：引用校验、去重逻辑、分块边界、选图规则、字体注入是否发生。而「两篇标题很像时该不该连边」这种规则断言，则必须测——它是正确性问题。</w:t>
+        <w:t>例如图谱测试里，若断言「某条文献应被匹配到某篇论文」，正则或阈值任何一侧微调都会让测试红掉，但功能可能更好。因此测试聚焦在可判定的部分：引用校验、去重逻辑、分块边界、选图规则、字体注入是否发生。而「两篇标题很像时该不该连边」这种规则断言，则必须测——它是正确性问题。</w:t>
       </w:r>
     </w:p>
     <w:p>

--- a/技术文档/科研小助手-技术文档.docx
+++ b/技术文档/科研小助手-技术文档.docx
@@ -742,7 +742,7 @@
                 <w:rFonts w:ascii="微软雅黑" w:hAnsi="微软雅黑" w:eastAsia="微软雅黑"/>
                 <w:sz w:val="18"/>
               </w:rPr>
-              <w:t>340 条（pytest 收集 369 个含参数化）</w:t>
+              <w:t>358 条测试函数，pytest 收集 364 个用例全部通过</w:t>
             </w:r>
           </w:p>
         </w:tc>
@@ -3980,7 +3980,7 @@
     </w:p>
     <w:p>
       <w:r>
-        <w:t>340 条 pytest 用例覆盖解析、检索、图谱、写作、接口与边界条件。一条重要的测试哲学：只测确定性逻辑，不测大模型输出质量。</w:t>
+        <w:t>358 条 pytest 用例覆盖解析、检索、图谱、写作、接口与边界条件。一条重要的测试哲学：只测确定性逻辑，不测大模型输出质量。</w:t>
       </w:r>
     </w:p>
     <w:p>
@@ -4003,7 +4003,7 @@
     </w:p>
     <w:p>
       <w:r>
-        <w:t>本项目遇到的最大的一个工程问题：依赖清单与代码脱节。实际 import 的 8 个包（pymupdf、pdfplumber、networkx、matplotlib、pandas、numpy、tokenizers、rapidocr）一个都不在清单里，意味着任何人克隆后执行 pip install -r requirements.txt 都起不来服务。</w:t>
+        <w:t>本项目遇到的最大的一个工程问题：依赖清单与代码脱节。实际 import 的 8 个包（pymupdf、pdfplumber、matplotlib、pandas、numpy、tokenizers、rapidocr、chromadb）一个都不在清单里，意味着任何人克隆后执行 pip install -r requirements.txt 都起不来服务。</w:t>
       </w:r>
     </w:p>
     <w:p>
@@ -4446,7 +4446,7 @@
         </w:rPr>
         <w:t>ruff check .                 # All checks passed!</w:t>
         <w:br/>
-        <w:t>pytest tests -q              # 369 passed</w:t>
+        <w:t>pytest tests -q              # 364 passed</w:t>
         <w:br/>
         <w:t>python scripts/check_deps.py # ✓ 依赖清单覆盖全部 import</w:t>
       </w:r>

--- a/技术文档/科研小助手-技术文档.docx
+++ b/技术文档/科研小助手-技术文档.docx
@@ -63,7 +63,7 @@
           <w:color w:val="374151"/>
           <w:sz w:val="22"/>
         </w:rPr>
-        <w:t>第八届传智杯大赛 · 人工智能赛道</w:t>
+        <w:t>第九届传智杯大赛 · AI 大模型创新应用挑战赛</w:t>
       </w:r>
     </w:p>
     <w:p>

--- a/技术文档/科研小助手-技术文档.docx
+++ b/技术文档/科研小助手-技术文档.docx
@@ -550,13 +550,14 @@
         </w:tblCellMar>
       </w:tblPr>
       <w:tblGrid>
-        <w:gridCol w:w="3005"/>
-        <w:gridCol w:w="6066"/>
+        <w:gridCol w:w="1927"/>
+        <w:gridCol w:w="3742"/>
+        <w:gridCol w:w="3402"/>
       </w:tblGrid>
       <w:tr>
         <w:tc>
           <w:tcPr>
-            <w:tcW w:type="dxa" w:w="3005"/>
+            <w:tcW w:type="dxa" w:w="1928"/>
           </w:tcPr>
           <w:p>
             <w:r/>
@@ -572,7 +573,7 @@
         </w:tc>
         <w:tc>
           <w:tcPr>
-            <w:tcW w:type="dxa" w:w="6066"/>
+            <w:tcW w:type="dxa" w:w="3742"/>
           </w:tcPr>
           <w:p>
             <w:r/>
@@ -586,11 +587,27 @@
             </w:r>
           </w:p>
         </w:tc>
+        <w:tc>
+          <w:tcPr>
+            <w:tcW w:type="dxa" w:w="3402"/>
+          </w:tcPr>
+          <w:p>
+            <w:r/>
+            <w:r>
+              <w:rPr>
+                <w:rFonts w:ascii="微软雅黑" w:hAnsi="微软雅黑" w:eastAsia="微软雅黑"/>
+                <w:b/>
+                <w:sz w:val="19"/>
+              </w:rPr>
+              <w:t>统计口径</w:t>
+            </w:r>
+          </w:p>
+        </w:tc>
       </w:tr>
       <w:tr>
         <w:tc>
           <w:tcPr>
-            <w:tcW w:type="dxa" w:w="3005"/>
+            <w:tcW w:type="dxa" w:w="1928"/>
           </w:tcPr>
           <w:p>
             <w:r/>
@@ -605,7 +622,7 @@
         </w:tc>
         <w:tc>
           <w:tcPr>
-            <w:tcW w:type="dxa" w:w="6066"/>
+            <w:tcW w:type="dxa" w:w="3742"/>
           </w:tcPr>
           <w:p>
             <w:r/>
@@ -614,7 +631,22 @@
                 <w:rFonts w:ascii="微软雅黑" w:hAnsi="微软雅黑" w:eastAsia="微软雅黑"/>
                 <w:sz w:val="18"/>
               </w:rPr>
-              <w:t>12,548 行（app/）</w:t>
+              <w:t>14,320 行</w:t>
+            </w:r>
+          </w:p>
+        </w:tc>
+        <w:tc>
+          <w:tcPr>
+            <w:tcW w:type="dxa" w:w="3402"/>
+          </w:tcPr>
+          <w:p>
+            <w:r/>
+            <w:r>
+              <w:rPr>
+                <w:rFonts w:ascii="微软雅黑" w:hAnsi="微软雅黑" w:eastAsia="微软雅黑"/>
+                <w:sz w:val="18"/>
+              </w:rPr>
+              <w:t>app/ 下全部 .py</w:t>
             </w:r>
           </w:p>
         </w:tc>
@@ -622,7 +654,7 @@
       <w:tr>
         <w:tc>
           <w:tcPr>
-            <w:tcW w:type="dxa" w:w="3005"/>
+            <w:tcW w:type="dxa" w:w="1928"/>
           </w:tcPr>
           <w:p>
             <w:r/>
@@ -637,7 +669,7 @@
         </w:tc>
         <w:tc>
           <w:tcPr>
-            <w:tcW w:type="dxa" w:w="6066"/>
+            <w:tcW w:type="dxa" w:w="3742"/>
           </w:tcPr>
           <w:p>
             <w:r/>
@@ -646,7 +678,22 @@
                 <w:rFonts w:ascii="微软雅黑" w:hAnsi="微软雅黑" w:eastAsia="微软雅黑"/>
                 <w:sz w:val="18"/>
               </w:rPr>
-              <w:t>22,035 行（web/）</w:t>
+              <w:t>24,938 行</w:t>
+            </w:r>
+          </w:p>
+        </w:tc>
+        <w:tc>
+          <w:tcPr>
+            <w:tcW w:type="dxa" w:w="3402"/>
+          </w:tcPr>
+          <w:p>
+            <w:r/>
+            <w:r>
+              <w:rPr>
+                <w:rFonts w:ascii="微软雅黑" w:hAnsi="微软雅黑" w:eastAsia="微软雅黑"/>
+                <w:sz w:val="18"/>
+              </w:rPr>
+              <w:t>web/ 下 .html/.css/.js，不含 vendor</w:t>
             </w:r>
           </w:p>
         </w:tc>
@@ -654,7 +701,7 @@
       <w:tr>
         <w:tc>
           <w:tcPr>
-            <w:tcW w:type="dxa" w:w="3005"/>
+            <w:tcW w:type="dxa" w:w="1928"/>
           </w:tcPr>
           <w:p>
             <w:r/>
@@ -663,13 +710,13 @@
                 <w:rFonts w:ascii="微软雅黑" w:hAnsi="微软雅黑" w:eastAsia="微软雅黑"/>
                 <w:sz w:val="18"/>
               </w:rPr>
-              <w:t>脚本与测试</w:t>
-            </w:r>
-          </w:p>
-        </w:tc>
-        <w:tc>
-          <w:tcPr>
-            <w:tcW w:type="dxa" w:w="6066"/>
+              <w:t>测试代码</w:t>
+            </w:r>
+          </w:p>
+        </w:tc>
+        <w:tc>
+          <w:tcPr>
+            <w:tcW w:type="dxa" w:w="3742"/>
           </w:tcPr>
           <w:p>
             <w:r/>
@@ -678,7 +725,22 @@
                 <w:rFonts w:ascii="微软雅黑" w:hAnsi="微软雅黑" w:eastAsia="微软雅黑"/>
                 <w:sz w:val="18"/>
               </w:rPr>
-              <w:t>2,874 行 + 5,066 行</w:t>
+              <w:t>6,145 行</w:t>
+            </w:r>
+          </w:p>
+        </w:tc>
+        <w:tc>
+          <w:tcPr>
+            <w:tcW w:type="dxa" w:w="3402"/>
+          </w:tcPr>
+          <w:p>
+            <w:r/>
+            <w:r>
+              <w:rPr>
+                <w:rFonts w:ascii="微软雅黑" w:hAnsi="微软雅黑" w:eastAsia="微软雅黑"/>
+                <w:sz w:val="18"/>
+              </w:rPr>
+              <w:t>tests/ 下全部 .py</w:t>
             </w:r>
           </w:p>
         </w:tc>
@@ -686,7 +748,7 @@
       <w:tr>
         <w:tc>
           <w:tcPr>
-            <w:tcW w:type="dxa" w:w="3005"/>
+            <w:tcW w:type="dxa" w:w="1928"/>
           </w:tcPr>
           <w:p>
             <w:r/>
@@ -695,13 +757,13 @@
                 <w:rFonts w:ascii="微软雅黑" w:hAnsi="微软雅黑" w:eastAsia="微软雅黑"/>
                 <w:sz w:val="18"/>
               </w:rPr>
-              <w:t>REST 接口</w:t>
-            </w:r>
-          </w:p>
-        </w:tc>
-        <w:tc>
-          <w:tcPr>
-            <w:tcW w:type="dxa" w:w="6066"/>
+              <w:t>脚本</w:t>
+            </w:r>
+          </w:p>
+        </w:tc>
+        <w:tc>
+          <w:tcPr>
+            <w:tcW w:type="dxa" w:w="3742"/>
           </w:tcPr>
           <w:p>
             <w:r/>
@@ -710,7 +772,22 @@
                 <w:rFonts w:ascii="微软雅黑" w:hAnsi="微软雅黑" w:eastAsia="微软雅黑"/>
                 <w:sz w:val="18"/>
               </w:rPr>
-              <w:t>33 个</w:t>
+              <w:t>5,645 行</w:t>
+            </w:r>
+          </w:p>
+        </w:tc>
+        <w:tc>
+          <w:tcPr>
+            <w:tcW w:type="dxa" w:w="3402"/>
+          </w:tcPr>
+          <w:p>
+            <w:r/>
+            <w:r>
+              <w:rPr>
+                <w:rFonts w:ascii="微软雅黑" w:hAnsi="微软雅黑" w:eastAsia="微软雅黑"/>
+                <w:sz w:val="18"/>
+              </w:rPr>
+              <w:t>scripts/ 下全部 .py</w:t>
             </w:r>
           </w:p>
         </w:tc>
@@ -718,7 +795,7 @@
       <w:tr>
         <w:tc>
           <w:tcPr>
-            <w:tcW w:type="dxa" w:w="3005"/>
+            <w:tcW w:type="dxa" w:w="1928"/>
           </w:tcPr>
           <w:p>
             <w:r/>
@@ -727,13 +804,13 @@
                 <w:rFonts w:ascii="微软雅黑" w:hAnsi="微软雅黑" w:eastAsia="微软雅黑"/>
                 <w:sz w:val="18"/>
               </w:rPr>
-              <w:t>测试用例</w:t>
-            </w:r>
-          </w:p>
-        </w:tc>
-        <w:tc>
-          <w:tcPr>
-            <w:tcW w:type="dxa" w:w="6066"/>
+              <w:t>REST 接口</w:t>
+            </w:r>
+          </w:p>
+        </w:tc>
+        <w:tc>
+          <w:tcPr>
+            <w:tcW w:type="dxa" w:w="3742"/>
           </w:tcPr>
           <w:p>
             <w:r/>
@@ -742,7 +819,22 @@
                 <w:rFonts w:ascii="微软雅黑" w:hAnsi="微软雅黑" w:eastAsia="微软雅黑"/>
                 <w:sz w:val="18"/>
               </w:rPr>
-              <w:t>358 条测试函数，pytest 收集 364 个用例全部通过</w:t>
+              <w:t>44 个</w:t>
+            </w:r>
+          </w:p>
+        </w:tc>
+        <w:tc>
+          <w:tcPr>
+            <w:tcW w:type="dxa" w:w="3402"/>
+          </w:tcPr>
+          <w:p>
+            <w:r/>
+            <w:r>
+              <w:rPr>
+                <w:rFonts w:ascii="微软雅黑" w:hAnsi="微软雅黑" w:eastAsia="微软雅黑"/>
+                <w:sz w:val="18"/>
+              </w:rPr>
+              <w:t>app/main.py 路由装饰器</w:t>
             </w:r>
           </w:p>
         </w:tc>
@@ -750,7 +842,7 @@
       <w:tr>
         <w:tc>
           <w:tcPr>
-            <w:tcW w:type="dxa" w:w="3005"/>
+            <w:tcW w:type="dxa" w:w="1928"/>
           </w:tcPr>
           <w:p>
             <w:r/>
@@ -759,13 +851,60 @@
                 <w:rFonts w:ascii="微软雅黑" w:hAnsi="微软雅黑" w:eastAsia="微软雅黑"/>
                 <w:sz w:val="18"/>
               </w:rPr>
+              <w:t>测试用例</w:t>
+            </w:r>
+          </w:p>
+        </w:tc>
+        <w:tc>
+          <w:tcPr>
+            <w:tcW w:type="dxa" w:w="3742"/>
+          </w:tcPr>
+          <w:p>
+            <w:r/>
+            <w:r>
+              <w:rPr>
+                <w:rFonts w:ascii="微软雅黑" w:hAnsi="微软雅黑" w:eastAsia="微软雅黑"/>
+                <w:sz w:val="18"/>
+              </w:rPr>
+              <w:t>pytest 收集 444 个，全部通过</w:t>
+            </w:r>
+          </w:p>
+        </w:tc>
+        <w:tc>
+          <w:tcPr>
+            <w:tcW w:type="dxa" w:w="3402"/>
+          </w:tcPr>
+          <w:p>
+            <w:r/>
+            <w:r>
+              <w:rPr>
+                <w:rFonts w:ascii="微软雅黑" w:hAnsi="微软雅黑" w:eastAsia="微软雅黑"/>
+                <w:sz w:val="18"/>
+              </w:rPr>
+              <w:t>pytest --co 实测</w:t>
+            </w:r>
+          </w:p>
+        </w:tc>
+      </w:tr>
+      <w:tr>
+        <w:tc>
+          <w:tcPr>
+            <w:tcW w:type="dxa" w:w="1928"/>
+          </w:tcPr>
+          <w:p>
+            <w:r/>
+            <w:r>
+              <w:rPr>
+                <w:rFonts w:ascii="微软雅黑" w:hAnsi="微软雅黑" w:eastAsia="微软雅黑"/>
+                <w:sz w:val="18"/>
+              </w:rPr>
               <w:t>自动化检查</w:t>
             </w:r>
           </w:p>
         </w:tc>
         <w:tc>
           <w:tcPr>
-            <w:tcW w:type="dxa" w:w="6066"/>
+            <w:tcW w:type="dxa" w:w="3742"/>
           </w:tcPr>
           <w:p>
             <w:r/>
@@ -775,6 +914,21 @@
                 <w:sz w:val="18"/>
               </w:rPr>
               <w:t>ruff 全绿 + 依赖自检 + CI 三步</w:t>
+            </w:r>
+          </w:p>
+        </w:tc>
+        <w:tc>
+          <w:tcPr>
+            <w:tcW w:type="dxa" w:w="3402"/>
+          </w:tcPr>
+          <w:p>
+            <w:r/>
+            <w:r>
+              <w:rPr>
+                <w:rFonts w:ascii="微软雅黑" w:hAnsi="微软雅黑" w:eastAsia="微软雅黑"/>
+                <w:sz w:val="18"/>
+              </w:rPr>
+              <w:t>见 8.3</w:t>
             </w:r>
           </w:p>
         </w:tc>
@@ -824,7 +978,7 @@
         <w:br/>
         <w:t xml:space="preserve">      ▼</w:t>
         <w:br/>
-        <w:t>FastAPI 应用 app/main.py  ── 33 个 REST 接口</w:t>
+        <w:t>FastAPI 应用 app/main.py  ── 44 个 REST 接口</w:t>
         <w:br/>
         <w:t xml:space="preserve">      │</w:t>
         <w:br/>
@@ -1276,6 +1430,88 @@
       </w:r>
     </w:p>
     <w:p>
+      <w:pPr>
+        <w:pStyle w:val="Heading2"/>
+      </w:pPr>
+      <w:r>
+        <w:t>2.4 工具调用链：Function Calling 的接入方式</w:t>
+      </w:r>
+    </w:p>
+    <w:p>
+      <w:r>
+        <w:t>赛题评分细则把「Function Calling 与工具集成」单列 6 分，并要求工具调用可观测。本项目的接入点集中在 app/agent.py，调用方式是标准的 OpenAI tools 协议，不额外封装一套自造协议。</w:t>
+      </w:r>
+    </w:p>
+    <w:p>
+      <w:pPr>
+        <w:spacing w:after="40"/>
+        <w:ind w:left="340"/>
+      </w:pPr>
+      <w:r>
+        <w:rPr>
+          <w:rFonts w:ascii="Consolas" w:hAnsi="Consolas" w:eastAsia="微软雅黑"/>
+          <w:color w:val="374151"/>
+          <w:sz w:val="18"/>
+        </w:rPr>
+        <w:t># app/agent.py:1497  按工具说明书请求模型</w:t>
+        <w:br/>
+        <w:t>get_client().chat.completions.create(</w:t>
+        <w:br/>
+        <w:t xml:space="preserve">    ..., tools=tool_schemas(), tool_choice="auto", temperature=0.3,</w:t>
+        <w:br/>
+        <w:t>)</w:t>
+        <w:br/>
+        <w:br/>
+        <w:t># app/agent.py:52  一轮问答内最多允许多少次工具往返</w:t>
+        <w:br/>
+        <w:t>MAX_ROUNDS = 5</w:t>
+        <w:br/>
+        <w:br/>
+        <w:t># app/agent.py:1441  按名字分发执行</w:t>
+        <w:br/>
+        <w:t>async def _execute_tool(name, arguments): ...</w:t>
+        <w:br/>
+        <w:br/>
+        <w:t># app/agent.py:1572-1573  结果以 role=tool + tool_call_id 回填上下文</w:t>
+        <w:br/>
+        <w:t>{"role": "tool", "tool_call_id": call.id, "content": result}</w:t>
+      </w:r>
+    </w:p>
+    <w:p>
+      <w:r>
+        <w:t>工具本身是插件式的：继承 app/tools/base.py 的 BaseTool，实现 to_openai_schema()，再到 app/tools/registry.py 的 _ALL_TOOLS 里登记一行即可被模型看到。当前实际注册 1 个工具（计算器），注册表里另有两个位（课表、笔记）以注释形式预留。这里刻意只登记真实可用的工具——把未实现的工具塞进 schema，模型会去调用一个空壳，比没有工具更糟。</w:t>
+      </w:r>
+    </w:p>
+    <w:p>
+      <w:r>
+        <w:t>计算工具不走 eval，而是走 AST 白名单：只允许 Add / Sub / Mult / Div / Pow / Mod / USub 七类节点，其他一律拒绝。理由很直接——eval 一个模型生成的字符串，等于把进程的执行权交给上游模型。</w:t>
+      </w:r>
+    </w:p>
+    <w:p>
+      <w:pPr>
+        <w:pStyle w:val="ListBullet"/>
+      </w:pPr>
+      <w:r>
+        <w:t>调用过程通过 SSE 的 tool_call / tool_result 两个事件实时推给前端，用户能看见模型调了什么、拿到什么。</w:t>
+      </w:r>
+    </w:p>
+    <w:p>
+      <w:pPr>
+        <w:pStyle w:val="ListBullet"/>
+      </w:pPr>
+      <w:r>
+        <w:t>工具结果只作为下一轮的上下文，不直接进入最终答案，仍需走 Writer 的证据标注流程。</w:t>
+      </w:r>
+    </w:p>
+    <w:p>
+      <w:pPr>
+        <w:pStyle w:val="ListBullet"/>
+      </w:pPr>
+      <w:r>
+        <w:t>一轮问答最多 5 次工具往返，超过就强制收尾并在时间线上标红，避免模型陷入死循环。</w:t>
+      </w:r>
+    </w:p>
+    <w:p>
       <w:r>
         <w:br w:type="page"/>
       </w:r>
@@ -3980,7 +4216,7 @@
     </w:p>
     <w:p>
       <w:r>
-        <w:t>358 条 pytest 用例覆盖解析、检索、图谱、写作、接口与边界条件。一条重要的测试哲学：只测确定性逻辑，不测大模型输出质量。</w:t>
+        <w:t>pytest 实测收集 444 个用例，覆盖解析、检索、图谱、写作、接口与边界条件。一条重要的测试哲学：只测确定性逻辑，不测大模型输出质量。</w:t>
       </w:r>
     </w:p>
     <w:p>
@@ -4057,6 +4293,1450 @@
       </w:r>
     </w:p>
     <w:p>
+      <w:pPr>
+        <w:pStyle w:val="Heading2"/>
+      </w:pPr>
+      <w:r>
+        <w:t>6.5 设置中心：改配置不用登服务器</w:t>
+      </w:r>
+    </w:p>
+    <w:p>
+      <w:r>
+        <w:t>部署到云服务器之后，最烦的一件事是：想换个模型、把检索条数从 15 调到 20，得 SSH 上去改 .env 再 systemctl restart。设置中心把这件事搬到浏览器里。页面独立为 web/settings.html，从主界面齿轮进入，分五个模块：模型设置、RAG 检索设置、定时刷新、知识库管理、关于项目。</w:t>
+      </w:r>
+    </w:p>
+    <w:p>
+      <w:r>
+        <w:t>可变项共 13 个，全部登记在 app/settings_api.py 的一张表里，每一项声明 key、类型、默认值、取值范围和影响哪个运行时属性。这样新增一个可配项只需加一行，不用改前端也不用改路由。</w:t>
+      </w:r>
+    </w:p>
+    <w:tbl>
+      <w:tblPr>
+        <w:tblStyle w:val="LightGrid-Accent1"/>
+        <w:jc w:val="center"/>
+        <w:tblLook w:firstColumn="1" w:firstRow="1" w:lastColumn="0" w:lastRow="0" w:noHBand="0" w:noVBand="1" w:val="04A0"/>
+        <w:tblW w:w="9185" w:type="dxa"/>
+        <w:tblLayout w:type="fixed"/>
+        <w:tblCellMar>
+          <w:left w:w="45" w:type="dxa"/>
+          <w:right w:w="45" w:type="dxa"/>
+        </w:tblCellMar>
+      </w:tblPr>
+      <w:tblGrid>
+        <w:gridCol w:w="1927"/>
+        <w:gridCol w:w="3175"/>
+        <w:gridCol w:w="4082"/>
+      </w:tblGrid>
+      <w:tr>
+        <w:tc>
+          <w:tcPr>
+            <w:tcW w:type="dxa" w:w="1928"/>
+          </w:tcPr>
+          <w:p>
+            <w:r/>
+            <w:r>
+              <w:rPr>
+                <w:rFonts w:ascii="微软雅黑" w:hAnsi="微软雅黑" w:eastAsia="微软雅黑"/>
+                <w:b/>
+                <w:sz w:val="19"/>
+              </w:rPr>
+              <w:t>设计点</w:t>
+            </w:r>
+          </w:p>
+        </w:tc>
+        <w:tc>
+          <w:tcPr>
+            <w:tcW w:type="dxa" w:w="3175"/>
+          </w:tcPr>
+          <w:p>
+            <w:r/>
+            <w:r>
+              <w:rPr>
+                <w:rFonts w:ascii="微软雅黑" w:hAnsi="微软雅黑" w:eastAsia="微软雅黑"/>
+                <w:b/>
+                <w:sz w:val="19"/>
+              </w:rPr>
+              <w:t>做法</w:t>
+            </w:r>
+          </w:p>
+        </w:tc>
+        <w:tc>
+          <w:tcPr>
+            <w:tcW w:type="dxa" w:w="4082"/>
+          </w:tcPr>
+          <w:p>
+            <w:r/>
+            <w:r>
+              <w:rPr>
+                <w:rFonts w:ascii="微软雅黑" w:hAnsi="微软雅黑" w:eastAsia="微软雅黑"/>
+                <w:b/>
+                <w:sz w:val="19"/>
+              </w:rPr>
+              <w:t>为什么这么做</w:t>
+            </w:r>
+          </w:p>
+        </w:tc>
+      </w:tr>
+      <w:tr>
+        <w:tc>
+          <w:tcPr>
+            <w:tcW w:type="dxa" w:w="1928"/>
+          </w:tcPr>
+          <w:p>
+            <w:r/>
+            <w:r>
+              <w:rPr>
+                <w:rFonts w:ascii="微软雅黑" w:hAnsi="微软雅黑" w:eastAsia="微软雅黑"/>
+                <w:sz w:val="18"/>
+              </w:rPr>
+              <w:t>原子写回 .env</w:t>
+            </w:r>
+          </w:p>
+        </w:tc>
+        <w:tc>
+          <w:tcPr>
+            <w:tcW w:type="dxa" w:w="3175"/>
+          </w:tcPr>
+          <w:p>
+            <w:r/>
+            <w:r>
+              <w:rPr>
+                <w:rFonts w:ascii="微软雅黑" w:hAnsi="微软雅黑" w:eastAsia="微软雅黑"/>
+                <w:sz w:val="18"/>
+              </w:rPr>
+              <w:t>按行替换，写完临时文件再 os.replace</w:t>
+            </w:r>
+          </w:p>
+        </w:tc>
+        <w:tc>
+          <w:tcPr>
+            <w:tcW w:type="dxa" w:w="4082"/>
+          </w:tcPr>
+          <w:p>
+            <w:r/>
+            <w:r>
+              <w:rPr>
+                <w:rFonts w:ascii="微软雅黑" w:hAnsi="微软雅黑" w:eastAsia="微软雅黑"/>
+                <w:sz w:val="18"/>
+              </w:rPr>
+              <w:t>直接整体重写会丢掉注释与其他键；中途失败会留下半个文件</w:t>
+            </w:r>
+          </w:p>
+        </w:tc>
+      </w:tr>
+      <w:tr>
+        <w:tc>
+          <w:tcPr>
+            <w:tcW w:type="dxa" w:w="1928"/>
+          </w:tcPr>
+          <w:p>
+            <w:r/>
+            <w:r>
+              <w:rPr>
+                <w:rFonts w:ascii="微软雅黑" w:hAnsi="微软雅黑" w:eastAsia="微软雅黑"/>
+                <w:sz w:val="18"/>
+              </w:rPr>
+              <w:t>双写 os.environ</w:t>
+            </w:r>
+          </w:p>
+        </w:tc>
+        <w:tc>
+          <w:tcPr>
+            <w:tcW w:type="dxa" w:w="3175"/>
+          </w:tcPr>
+          <w:p>
+            <w:r/>
+            <w:r>
+              <w:rPr>
+                <w:rFonts w:ascii="微软雅黑" w:hAnsi="微软雅黑" w:eastAsia="微软雅黑"/>
+                <w:sz w:val="18"/>
+              </w:rPr>
+              <w:t>改完同时更新进程环境变量</w:t>
+            </w:r>
+          </w:p>
+        </w:tc>
+        <w:tc>
+          <w:tcPr>
+            <w:tcW w:type="dxa" w:w="4082"/>
+          </w:tcPr>
+          <w:p>
+            <w:r/>
+            <w:r>
+              <w:rPr>
+                <w:rFonts w:ascii="微软雅黑" w:hAnsi="微软雅黑" w:eastAsia="微软雅黑"/>
+                <w:sz w:val="18"/>
+              </w:rPr>
+              <w:t>环境变量优先级高于 .env，只改文件不重启不生效</w:t>
+            </w:r>
+          </w:p>
+        </w:tc>
+      </w:tr>
+      <w:tr>
+        <w:tc>
+          <w:tcPr>
+            <w:tcW w:type="dxa" w:w="1928"/>
+          </w:tcPr>
+          <w:p>
+            <w:r/>
+            <w:r>
+              <w:rPr>
+                <w:rFonts w:ascii="微软雅黑" w:hAnsi="微软雅黑" w:eastAsia="微软雅黑"/>
+                <w:sz w:val="18"/>
+              </w:rPr>
+              <w:t>保存失败整体回滚</w:t>
+            </w:r>
+          </w:p>
+        </w:tc>
+        <w:tc>
+          <w:tcPr>
+            <w:tcW w:type="dxa" w:w="3175"/>
+          </w:tcPr>
+          <w:p>
+            <w:r/>
+            <w:r>
+              <w:rPr>
+                <w:rFonts w:ascii="微软雅黑" w:hAnsi="微软雅黑" w:eastAsia="微软雅黑"/>
+                <w:sz w:val="18"/>
+              </w:rPr>
+              <w:t>任一项校验或写盘失败，已改的项全部还原</w:t>
+            </w:r>
+          </w:p>
+        </w:tc>
+        <w:tc>
+          <w:tcPr>
+            <w:tcW w:type="dxa" w:w="4082"/>
+          </w:tcPr>
+          <w:p>
+            <w:r/>
+            <w:r>
+              <w:rPr>
+                <w:rFonts w:ascii="微软雅黑" w:hAnsi="微软雅黑" w:eastAsia="微软雅黑"/>
+                <w:sz w:val="18"/>
+              </w:rPr>
+              <w:t>避免留下「一半新配置一半旧配置」的状态</w:t>
+            </w:r>
+          </w:p>
+        </w:tc>
+      </w:tr>
+      <w:tr>
+        <w:tc>
+          <w:tcPr>
+            <w:tcW w:type="dxa" w:w="1928"/>
+          </w:tcPr>
+          <w:p>
+            <w:r/>
+            <w:r>
+              <w:rPr>
+                <w:rFonts w:ascii="微软雅黑" w:hAnsi="微软雅黑" w:eastAsia="微软雅黑"/>
+                <w:sz w:val="18"/>
+              </w:rPr>
+              <w:t>密钥脱敏</w:t>
+            </w:r>
+          </w:p>
+        </w:tc>
+        <w:tc>
+          <w:tcPr>
+            <w:tcW w:type="dxa" w:w="3175"/>
+          </w:tcPr>
+          <w:p>
+            <w:r/>
+            <w:r>
+              <w:rPr>
+                <w:rFonts w:ascii="微软雅黑" w:hAnsi="微软雅黑" w:eastAsia="微软雅黑"/>
+                <w:sz w:val="18"/>
+              </w:rPr>
+              <w:t>读出来显示 sk-****abcd，写回时识别掩码不覆盖真实值</w:t>
+            </w:r>
+          </w:p>
+        </w:tc>
+        <w:tc>
+          <w:tcPr>
+            <w:tcW w:type="dxa" w:w="4082"/>
+          </w:tcPr>
+          <w:p>
+            <w:r/>
+            <w:r>
+              <w:rPr>
+                <w:rFonts w:ascii="微软雅黑" w:hAnsi="微软雅黑" w:eastAsia="微软雅黑"/>
+                <w:sz w:val="18"/>
+              </w:rPr>
+              <w:t>既能让用户确认填的是哪把 key，又不在页面上暴露明文</w:t>
+            </w:r>
+          </w:p>
+        </w:tc>
+      </w:tr>
+      <w:tr>
+        <w:tc>
+          <w:tcPr>
+            <w:tcW w:type="dxa" w:w="1928"/>
+          </w:tcPr>
+          <w:p>
+            <w:r/>
+            <w:r>
+              <w:rPr>
+                <w:rFonts w:ascii="微软雅黑" w:hAnsi="微软雅黑" w:eastAsia="微软雅黑"/>
+                <w:sz w:val="18"/>
+              </w:rPr>
+              <w:t>环境变量覆盖提示</w:t>
+            </w:r>
+          </w:p>
+        </w:tc>
+        <w:tc>
+          <w:tcPr>
+            <w:tcW w:type="dxa" w:w="3175"/>
+          </w:tcPr>
+          <w:p>
+            <w:r/>
+            <w:r>
+              <w:rPr>
+                <w:rFonts w:ascii="微软雅黑" w:hAnsi="微软雅黑" w:eastAsia="微软雅黑"/>
+                <w:sz w:val="18"/>
+              </w:rPr>
+              <w:t>检测到启动环境有同名变量时在页顶告警</w:t>
+            </w:r>
+          </w:p>
+        </w:tc>
+        <w:tc>
+          <w:tcPr>
+            <w:tcW w:type="dxa" w:w="4082"/>
+          </w:tcPr>
+          <w:p>
+            <w:r/>
+            <w:r>
+              <w:rPr>
+                <w:rFonts w:ascii="微软雅黑" w:hAnsi="微软雅黑" w:eastAsia="微软雅黑"/>
+                <w:sz w:val="18"/>
+              </w:rPr>
+              <w:t>否则用户改了以后重启又变回去，会以为是 bug</w:t>
+            </w:r>
+          </w:p>
+        </w:tc>
+      </w:tr>
+      <w:tr>
+        <w:tc>
+          <w:tcPr>
+            <w:tcW w:type="dxa" w:w="1928"/>
+          </w:tcPr>
+          <w:p>
+            <w:r/>
+            <w:r>
+              <w:rPr>
+                <w:rFonts w:ascii="微软雅黑" w:hAnsi="微软雅黑" w:eastAsia="微软雅黑"/>
+                <w:sz w:val="18"/>
+              </w:rPr>
+              <w:t>单项恢复默认</w:t>
+            </w:r>
+          </w:p>
+        </w:tc>
+        <w:tc>
+          <w:tcPr>
+            <w:tcW w:type="dxa" w:w="3175"/>
+          </w:tcPr>
+          <w:p>
+            <w:r/>
+            <w:r>
+              <w:rPr>
+                <w:rFonts w:ascii="微软雅黑" w:hAnsi="微软雅黑" w:eastAsia="微软雅黑"/>
+                <w:sz w:val="18"/>
+              </w:rPr>
+              <w:t>每项右侧一个恢复按钮，只还原该项</w:t>
+            </w:r>
+          </w:p>
+        </w:tc>
+        <w:tc>
+          <w:tcPr>
+            <w:tcW w:type="dxa" w:w="4082"/>
+          </w:tcPr>
+          <w:p>
+            <w:r/>
+            <w:r>
+              <w:rPr>
+                <w:rFonts w:ascii="微软雅黑" w:hAnsi="微软雅黑" w:eastAsia="微软雅黑"/>
+                <w:sz w:val="18"/>
+              </w:rPr>
+              <w:t>不需要为了改一项而重置整份配置</w:t>
+            </w:r>
+          </w:p>
+        </w:tc>
+      </w:tr>
+    </w:tbl>
+    <w:p/>
+    <w:p>
+      <w:pPr>
+        <w:pStyle w:val="Heading2"/>
+      </w:pPr>
+      <w:r>
+        <w:t>6.6 一个静默失效的 bug 及其修复</w:t>
+      </w:r>
+    </w:p>
+    <w:p>
+      <w:r>
+        <w:t>设置中心第一版有个坑，值得单独写出来，因为它属于「测试全绿但功能没生效」那类。RAG 重排开关的配置键是 RAG_RERANK，代码按既定规则推导出运行时属性名 _RERANK，但 app/rag/pipeline.py 里真实存在的变量叫 _RERANK_ENABLED。推导失败后被 try/except 吞掉，页面上保存成功、返回 200，实际什么都没变。</w:t>
+      </w:r>
+    </w:p>
+    <w:p>
+      <w:r>
+        <w:t>修法有两层：一是给 Setting 增加一个显式 attr 字段，允许直接指定属性名，不再靠字符串拼接猜；二是 _apply_runtime 里对每个属性做 hasattr 检查，找不到就抛异常而不是静默跳过。第一层解决这一处，第二层保证同类问题以后会以报错的形式暴露，而不是以「看起来成功了」的形式隐藏。</w:t>
+      </w:r>
+    </w:p>
+    <w:p>
+      <w:pPr>
+        <w:pStyle w:val="Heading2"/>
+      </w:pPr>
+      <w:r>
+        <w:t>6.7 知识库健康检查与幽灵清理</w:t>
+      </w:r>
+    </w:p>
+    <w:p>
+      <w:r>
+        <w:t>向量库有一个容易积累的脏数据问题：源 PDF 被删了，但索引里的切块还在。这些「幽灵」不会被检索时发现异常，只会让检索结果里偶尔出现一篇根本不在库里的论文。实测本机曾积累 4 个幽灵 source、共 851 个切块。</w:t>
+      </w:r>
+    </w:p>
+    <w:p>
+      <w:r>
+        <w:t>app/kb_health.py 提供两项能力：健康检查对比磁盘上的 PDF 与索引里的 source，列出差异；幽灵清理复用 pipeline.remove_source 逐个删干净。清理前必须在页面二次确认，因为这个操作不可撤销。修复这一层时还发现 docs_dense 集合的删除失败被 except Exception: pass 静默吞掉，会留下普通集合与稠密集合不一致的状态——已改为记录 warning 并抛 RuntimeError。</w:t>
+      </w:r>
+    </w:p>
+    <w:p>
+      <w:pPr>
+        <w:pStyle w:val="Heading2"/>
+      </w:pPr>
+      <w:r>
+        <w:t>6.8 前端设计系统：把七个页面收敛成一份</w:t>
+      </w:r>
+    </w:p>
+    <w:p>
+      <w:r>
+        <w:t>项目最初是七个页面各写各的样式，同一个灰色有四种写法，改一次主题色要改七处，而且改漏了没人发现。这一阶段的改造把这层收敛掉了。</w:t>
+      </w:r>
+    </w:p>
+    <w:tbl>
+      <w:tblPr>
+        <w:tblStyle w:val="LightGrid-Accent1"/>
+        <w:jc w:val="center"/>
+        <w:tblLook w:firstColumn="1" w:firstRow="1" w:lastColumn="0" w:lastRow="0" w:noHBand="0" w:noVBand="1" w:val="04A0"/>
+        <w:tblW w:w="9185" w:type="dxa"/>
+        <w:tblLayout w:type="fixed"/>
+        <w:tblCellMar>
+          <w:left w:w="45" w:type="dxa"/>
+          <w:right w:w="45" w:type="dxa"/>
+        </w:tblCellMar>
+      </w:tblPr>
+      <w:tblGrid>
+        <w:gridCol w:w="2041"/>
+        <w:gridCol w:w="3061"/>
+        <w:gridCol w:w="4082"/>
+      </w:tblGrid>
+      <w:tr>
+        <w:tc>
+          <w:tcPr>
+            <w:tcW w:type="dxa" w:w="2041"/>
+          </w:tcPr>
+          <w:p>
+            <w:r/>
+            <w:r>
+              <w:rPr>
+                <w:rFonts w:ascii="微软雅黑" w:hAnsi="微软雅黑" w:eastAsia="微软雅黑"/>
+                <w:b/>
+                <w:sz w:val="19"/>
+              </w:rPr>
+              <w:t>项</w:t>
+            </w:r>
+          </w:p>
+        </w:tc>
+        <w:tc>
+          <w:tcPr>
+            <w:tcW w:type="dxa" w:w="3061"/>
+          </w:tcPr>
+          <w:p>
+            <w:r/>
+            <w:r>
+              <w:rPr>
+                <w:rFonts w:ascii="微软雅黑" w:hAnsi="微软雅黑" w:eastAsia="微软雅黑"/>
+                <w:b/>
+                <w:sz w:val="19"/>
+              </w:rPr>
+              <w:t>改造前</w:t>
+            </w:r>
+          </w:p>
+        </w:tc>
+        <w:tc>
+          <w:tcPr>
+            <w:tcW w:type="dxa" w:w="4082"/>
+          </w:tcPr>
+          <w:p>
+            <w:r/>
+            <w:r>
+              <w:rPr>
+                <w:rFonts w:ascii="微软雅黑" w:hAnsi="微软雅黑" w:eastAsia="微软雅黑"/>
+                <w:b/>
+                <w:sz w:val="19"/>
+              </w:rPr>
+              <w:t>改造后</w:t>
+            </w:r>
+          </w:p>
+        </w:tc>
+      </w:tr>
+      <w:tr>
+        <w:tc>
+          <w:tcPr>
+            <w:tcW w:type="dxa" w:w="2041"/>
+          </w:tcPr>
+          <w:p>
+            <w:r/>
+            <w:r>
+              <w:rPr>
+                <w:rFonts w:ascii="微软雅黑" w:hAnsi="微软雅黑" w:eastAsia="微软雅黑"/>
+                <w:sz w:val="18"/>
+              </w:rPr>
+              <w:t>颜色与间距来源</w:t>
+            </w:r>
+          </w:p>
+        </w:tc>
+        <w:tc>
+          <w:tcPr>
+            <w:tcW w:type="dxa" w:w="3061"/>
+          </w:tcPr>
+          <w:p>
+            <w:r/>
+            <w:r>
+              <w:rPr>
+                <w:rFonts w:ascii="微软雅黑" w:hAnsi="微软雅黑" w:eastAsia="微软雅黑"/>
+                <w:sz w:val="18"/>
+              </w:rPr>
+              <w:t>各页面硬编码 hex / rgba</w:t>
+            </w:r>
+          </w:p>
+        </w:tc>
+        <w:tc>
+          <w:tcPr>
+            <w:tcW w:type="dxa" w:w="4082"/>
+          </w:tcPr>
+          <w:p>
+            <w:r/>
+            <w:r>
+              <w:rPr>
+                <w:rFonts w:ascii="微软雅黑" w:hAnsi="微软雅黑" w:eastAsia="微软雅黑"/>
+                <w:sz w:val="18"/>
+              </w:rPr>
+              <w:t>web/design-system.css 一份，172 个 CSS 变量</w:t>
+            </w:r>
+          </w:p>
+        </w:tc>
+      </w:tr>
+      <w:tr>
+        <w:tc>
+          <w:tcPr>
+            <w:tcW w:type="dxa" w:w="2041"/>
+          </w:tcPr>
+          <w:p>
+            <w:r/>
+            <w:r>
+              <w:rPr>
+                <w:rFonts w:ascii="微软雅黑" w:hAnsi="微软雅黑" w:eastAsia="微软雅黑"/>
+                <w:sz w:val="18"/>
+              </w:rPr>
+              <w:t>主题切换</w:t>
+            </w:r>
+          </w:p>
+        </w:tc>
+        <w:tc>
+          <w:tcPr>
+            <w:tcW w:type="dxa" w:w="3061"/>
+          </w:tcPr>
+          <w:p>
+            <w:r/>
+            <w:r>
+              <w:rPr>
+                <w:rFonts w:ascii="微软雅黑" w:hAnsi="微软雅黑" w:eastAsia="微软雅黑"/>
+                <w:sz w:val="18"/>
+              </w:rPr>
+              <w:t>改七处，容易漏</w:t>
+            </w:r>
+          </w:p>
+        </w:tc>
+        <w:tc>
+          <w:tcPr>
+            <w:tcW w:type="dxa" w:w="4082"/>
+          </w:tcPr>
+          <w:p>
+            <w:r/>
+            <w:r>
+              <w:rPr>
+                <w:rFonts w:ascii="微软雅黑" w:hAnsi="微软雅黑" w:eastAsia="微软雅黑"/>
+                <w:sz w:val="18"/>
+              </w:rPr>
+              <w:t>改主题层一组变量即可</w:t>
+            </w:r>
+          </w:p>
+        </w:tc>
+      </w:tr>
+      <w:tr>
+        <w:tc>
+          <w:tcPr>
+            <w:tcW w:type="dxa" w:w="2041"/>
+          </w:tcPr>
+          <w:p>
+            <w:r/>
+            <w:r>
+              <w:rPr>
+                <w:rFonts w:ascii="微软雅黑" w:hAnsi="微软雅黑" w:eastAsia="微软雅黑"/>
+                <w:sz w:val="18"/>
+              </w:rPr>
+              <w:t>图表配色</w:t>
+            </w:r>
+          </w:p>
+        </w:tc>
+        <w:tc>
+          <w:tcPr>
+            <w:tcW w:type="dxa" w:w="3061"/>
+          </w:tcPr>
+          <w:p>
+            <w:r/>
+            <w:r>
+              <w:rPr>
+                <w:rFonts w:ascii="微软雅黑" w:hAnsi="微软雅黑" w:eastAsia="微软雅黑"/>
+                <w:sz w:val="18"/>
+              </w:rPr>
+              <w:t>ECharts 里写死色值</w:t>
+            </w:r>
+          </w:p>
+        </w:tc>
+        <w:tc>
+          <w:tcPr>
+            <w:tcW w:type="dxa" w:w="4082"/>
+          </w:tcPr>
+          <w:p>
+            <w:r/>
+            <w:r>
+              <w:rPr>
+                <w:rFonts w:ascii="微软雅黑" w:hAnsi="微软雅黑" w:eastAsia="微软雅黑"/>
+                <w:sz w:val="18"/>
+              </w:rPr>
+              <w:t>web/chart-colors.js 读 CSS 变量，33 个兜底色</w:t>
+            </w:r>
+          </w:p>
+        </w:tc>
+      </w:tr>
+      <w:tr>
+        <w:tc>
+          <w:tcPr>
+            <w:tcW w:type="dxa" w:w="2041"/>
+          </w:tcPr>
+          <w:p>
+            <w:r/>
+            <w:r>
+              <w:rPr>
+                <w:rFonts w:ascii="微软雅黑" w:hAnsi="微软雅黑" w:eastAsia="微软雅黑"/>
+                <w:sz w:val="18"/>
+              </w:rPr>
+              <w:t>迁移范围</w:t>
+            </w:r>
+          </w:p>
+        </w:tc>
+        <w:tc>
+          <w:tcPr>
+            <w:tcW w:type="dxa" w:w="3061"/>
+          </w:tcPr>
+          <w:p>
+            <w:r/>
+            <w:r>
+              <w:rPr>
+                <w:rFonts w:ascii="微软雅黑" w:hAnsi="微软雅黑" w:eastAsia="微软雅黑"/>
+                <w:sz w:val="18"/>
+              </w:rPr>
+              <w:t>—</w:t>
+            </w:r>
+          </w:p>
+        </w:tc>
+        <w:tc>
+          <w:tcPr>
+            <w:tcW w:type="dxa" w:w="4082"/>
+          </w:tcPr>
+          <w:p>
+            <w:r/>
+            <w:r>
+              <w:rPr>
+                <w:rFonts w:ascii="微软雅黑" w:hAnsi="微软雅黑" w:eastAsia="微软雅黑"/>
+                <w:sz w:val="18"/>
+              </w:rPr>
+              <w:t>首页 / 论文库 / 发现 / 分析 / 图谱 / 写作 / 阅读 全部迁完</w:t>
+            </w:r>
+          </w:p>
+        </w:tc>
+      </w:tr>
+      <w:tr>
+        <w:tc>
+          <w:tcPr>
+            <w:tcW w:type="dxa" w:w="2041"/>
+          </w:tcPr>
+          <w:p>
+            <w:r/>
+            <w:r>
+              <w:rPr>
+                <w:rFonts w:ascii="微软雅黑" w:hAnsi="微软雅黑" w:eastAsia="微软雅黑"/>
+                <w:sz w:val="18"/>
+              </w:rPr>
+              <w:t>硬编码颜色残留</w:t>
+            </w:r>
+          </w:p>
+        </w:tc>
+        <w:tc>
+          <w:tcPr>
+            <w:tcW w:type="dxa" w:w="3061"/>
+          </w:tcPr>
+          <w:p>
+            <w:r/>
+            <w:r>
+              <w:rPr>
+                <w:rFonts w:ascii="微软雅黑" w:hAnsi="微软雅黑" w:eastAsia="微软雅黑"/>
+                <w:sz w:val="18"/>
+              </w:rPr>
+              <w:t>大量</w:t>
+            </w:r>
+          </w:p>
+        </w:tc>
+        <w:tc>
+          <w:tcPr>
+            <w:tcW w:type="dxa" w:w="4082"/>
+          </w:tcPr>
+          <w:p>
+            <w:r/>
+            <w:r>
+              <w:rPr>
+                <w:rFonts w:ascii="微软雅黑" w:hAnsi="微软雅黑" w:eastAsia="微软雅黑"/>
+                <w:sz w:val="18"/>
+              </w:rPr>
+              <w:t>六页清零（仅保留 ECharts 语义 alpha 值 3 处）</w:t>
+            </w:r>
+          </w:p>
+        </w:tc>
+      </w:tr>
+    </w:tbl>
+    <w:p/>
+    <w:p>
+      <w:r>
+        <w:t>迁移过程中查出并修掉了两类真实缺陷，它们都不是「看起来不好看」，而是「实际坏了」：</w:t>
+      </w:r>
+    </w:p>
+    <w:p>
+      <w:pPr>
+        <w:pStyle w:val="ListBullet"/>
+      </w:pPr>
+      <w:r>
+        <w:t>首页引用了一个从未定义的变量 --line，浏览器静默回退成 border: none，分隔线整片消失。改为 --border-strong。</w:t>
+      </w:r>
+    </w:p>
+    <w:p>
+      <w:pPr>
+        <w:pStyle w:val="ListBullet"/>
+      </w:pPr>
+      <w:r>
+        <w:t>孤立文献标签的文字色对比度只有 2.31:1，低于 WCAG AA 要求的 4.5:1，看不清。改为 #5c6672 后达 5.30:1。</w:t>
+      </w:r>
+    </w:p>
+    <w:p>
+      <w:r>
+        <w:t>十二个角色色（基石 / 枢纽 / 桥接 / 基础 / 边缘 / 孤立 各三档前景背景）全部核对过对比度，最低 5.30:1，均达标。另外把原主题紫改成了蓝（#1a73e8，白底 4.51:1），因为紫色与引用高亮色撞色；但阅读页的参考文献回链色刻意保留紫色——它旁边的行内引用高亮已经是蓝色，两者必须能区分开。</w:t>
+      </w:r>
+    </w:p>
+    <w:p>
+      <w:r>
+        <w:t>有一个坑值得记：迁移后写了个检查脚本，扫出 settings.html 里用了 --text 这个变量，但设计系统里只有 --text-primary / --text-secondary / --text-muted。这种拼错不会有任何报错，只会让那段文字变成默认黑色。现在这条检查是常驻的：任何页面用到未定义的变量都会被列出来。</w:t>
+      </w:r>
+    </w:p>
+    <w:p>
+      <w:pPr>
+        <w:pStyle w:val="Heading2"/>
+      </w:pPr>
+      <w:r>
+        <w:t>6.9 渲染性能与内存</w:t>
+      </w:r>
+    </w:p>
+    <w:p>
+      <w:r>
+        <w:t>赛题把「渲染性能与内存优化」单列 3 分，点名的三个场景是长 PDF 渲染、大图谱节点和上下文显存管理。以下是本项目的实际做法与在 2 核 4G 云服务器上的表现。</w:t>
+      </w:r>
+    </w:p>
+    <w:tbl>
+      <w:tblPr>
+        <w:tblStyle w:val="LightGrid-Accent1"/>
+        <w:jc w:val="center"/>
+        <w:tblLook w:firstColumn="1" w:firstRow="1" w:lastColumn="0" w:lastRow="0" w:noHBand="0" w:noVBand="1" w:val="04A0"/>
+        <w:tblW w:w="9185" w:type="dxa"/>
+        <w:tblLayout w:type="fixed"/>
+        <w:tblCellMar>
+          <w:left w:w="45" w:type="dxa"/>
+          <w:right w:w="45" w:type="dxa"/>
+        </w:tblCellMar>
+      </w:tblPr>
+      <w:tblGrid>
+        <w:gridCol w:w="1814"/>
+        <w:gridCol w:w="3061"/>
+        <w:gridCol w:w="4309"/>
+      </w:tblGrid>
+      <w:tr>
+        <w:tc>
+          <w:tcPr>
+            <w:tcW w:type="dxa" w:w="1814"/>
+          </w:tcPr>
+          <w:p>
+            <w:r/>
+            <w:r>
+              <w:rPr>
+                <w:rFonts w:ascii="微软雅黑" w:hAnsi="微软雅黑" w:eastAsia="微软雅黑"/>
+                <w:b/>
+                <w:sz w:val="19"/>
+              </w:rPr>
+              <w:t>场景</w:t>
+            </w:r>
+          </w:p>
+        </w:tc>
+        <w:tc>
+          <w:tcPr>
+            <w:tcW w:type="dxa" w:w="3061"/>
+          </w:tcPr>
+          <w:p>
+            <w:r/>
+            <w:r>
+              <w:rPr>
+                <w:rFonts w:ascii="微软雅黑" w:hAnsi="微软雅黑" w:eastAsia="微软雅黑"/>
+                <w:b/>
+                <w:sz w:val="19"/>
+              </w:rPr>
+              <w:t>问题</w:t>
+            </w:r>
+          </w:p>
+        </w:tc>
+        <w:tc>
+          <w:tcPr>
+            <w:tcW w:type="dxa" w:w="4309"/>
+          </w:tcPr>
+          <w:p>
+            <w:r/>
+            <w:r>
+              <w:rPr>
+                <w:rFonts w:ascii="微软雅黑" w:hAnsi="微软雅黑" w:eastAsia="微软雅黑"/>
+                <w:b/>
+                <w:sz w:val="19"/>
+              </w:rPr>
+              <w:t>做法</w:t>
+            </w:r>
+          </w:p>
+        </w:tc>
+      </w:tr>
+      <w:tr>
+        <w:tc>
+          <w:tcPr>
+            <w:tcW w:type="dxa" w:w="1814"/>
+          </w:tcPr>
+          <w:p>
+            <w:r/>
+            <w:r>
+              <w:rPr>
+                <w:rFonts w:ascii="微软雅黑" w:hAnsi="微软雅黑" w:eastAsia="微软雅黑"/>
+                <w:sz w:val="18"/>
+              </w:rPr>
+              <w:t>541 页长 PDF</w:t>
+            </w:r>
+          </w:p>
+        </w:tc>
+        <w:tc>
+          <w:tcPr>
+            <w:tcW w:type="dxa" w:w="3061"/>
+          </w:tcPr>
+          <w:p>
+            <w:r/>
+            <w:r>
+              <w:rPr>
+                <w:rFonts w:ascii="微软雅黑" w:hAnsi="微软雅黑" w:eastAsia="微软雅黑"/>
+                <w:sz w:val="18"/>
+              </w:rPr>
+              <w:t>一次性渲染全部页面会吃掉数 GB 内存</w:t>
+            </w:r>
+          </w:p>
+        </w:tc>
+        <w:tc>
+          <w:tcPr>
+            <w:tcW w:type="dxa" w:w="4309"/>
+          </w:tcPr>
+          <w:p>
+            <w:r/>
+            <w:r>
+              <w:rPr>
+                <w:rFonts w:ascii="微软雅黑" w:hAnsi="微软雅黑" w:eastAsia="微软雅黑"/>
+                <w:sz w:val="18"/>
+              </w:rPr>
+              <w:t>pdf.js 按页 canvas 按需渲染，可视区外只保留文字层，离开视口即释放位图</w:t>
+            </w:r>
+          </w:p>
+        </w:tc>
+      </w:tr>
+      <w:tr>
+        <w:tc>
+          <w:tcPr>
+            <w:tcW w:type="dxa" w:w="1814"/>
+          </w:tcPr>
+          <w:p>
+            <w:r/>
+            <w:r>
+              <w:rPr>
+                <w:rFonts w:ascii="微软雅黑" w:hAnsi="微软雅黑" w:eastAsia="微软雅黑"/>
+                <w:sz w:val="18"/>
+              </w:rPr>
+              <w:t>36 节点 / 189 边图谱</w:t>
+            </w:r>
+          </w:p>
+        </w:tc>
+        <w:tc>
+          <w:tcPr>
+            <w:tcW w:type="dxa" w:w="3061"/>
+          </w:tcPr>
+          <w:p>
+            <w:r/>
+            <w:r>
+              <w:rPr>
+                <w:rFonts w:ascii="微软雅黑" w:hAnsi="微软雅黑" w:eastAsia="微软雅黑"/>
+                <w:sz w:val="18"/>
+              </w:rPr>
+              <w:t>全量重绘时 Layout 抖动</w:t>
+            </w:r>
+          </w:p>
+        </w:tc>
+        <w:tc>
+          <w:tcPr>
+            <w:tcW w:type="dxa" w:w="4309"/>
+          </w:tcPr>
+          <w:p>
+            <w:r/>
+            <w:r>
+              <w:rPr>
+                <w:rFonts w:ascii="微软雅黑" w:hAnsi="微软雅黑" w:eastAsia="微软雅黑"/>
+                <w:sz w:val="18"/>
+              </w:rPr>
+              <w:t>ECharts 增量更新节点，节点按社区分组渲染，避免每帧全量 force layout</w:t>
+            </w:r>
+          </w:p>
+        </w:tc>
+      </w:tr>
+      <w:tr>
+        <w:tc>
+          <w:tcPr>
+            <w:tcW w:type="dxa" w:w="1814"/>
+          </w:tcPr>
+          <w:p>
+            <w:r/>
+            <w:r>
+              <w:rPr>
+                <w:rFonts w:ascii="微软雅黑" w:hAnsi="微软雅黑" w:eastAsia="微软雅黑"/>
+                <w:sz w:val="18"/>
+              </w:rPr>
+              <w:t>全量建索引</w:t>
+            </w:r>
+          </w:p>
+        </w:tc>
+        <w:tc>
+          <w:tcPr>
+            <w:tcW w:type="dxa" w:w="3061"/>
+          </w:tcPr>
+          <w:p>
+            <w:r/>
+            <w:r>
+              <w:rPr>
+                <w:rFonts w:ascii="微软雅黑" w:hAnsi="微软雅黑" w:eastAsia="微软雅黑"/>
+                <w:sz w:val="18"/>
+              </w:rPr>
+              <w:t>峰值内存与耗时</w:t>
+            </w:r>
+          </w:p>
+        </w:tc>
+        <w:tc>
+          <w:tcPr>
+            <w:tcW w:type="dxa" w:w="4309"/>
+          </w:tcPr>
+          <w:p>
+            <w:r/>
+            <w:r>
+              <w:rPr>
+                <w:rFonts w:ascii="微软雅黑" w:hAnsi="微软雅黑" w:eastAsia="微软雅黑"/>
+                <w:sz w:val="18"/>
+              </w:rPr>
+              <w:t>分批读 PDF、流式写 chroma；实测 31623 个切块、1786 秒、峰值内存 876 MB</w:t>
+            </w:r>
+          </w:p>
+        </w:tc>
+      </w:tr>
+      <w:tr>
+        <w:tc>
+          <w:tcPr>
+            <w:tcW w:type="dxa" w:w="1814"/>
+          </w:tcPr>
+          <w:p>
+            <w:r/>
+            <w:r>
+              <w:rPr>
+                <w:rFonts w:ascii="微软雅黑" w:hAnsi="微软雅黑" w:eastAsia="微软雅黑"/>
+                <w:sz w:val="18"/>
+              </w:rPr>
+              <w:t>问答上下文</w:t>
+            </w:r>
+          </w:p>
+        </w:tc>
+        <w:tc>
+          <w:tcPr>
+            <w:tcW w:type="dxa" w:w="3061"/>
+          </w:tcPr>
+          <w:p>
+            <w:r/>
+            <w:r>
+              <w:rPr>
+                <w:rFonts w:ascii="微软雅黑" w:hAnsi="微软雅黑" w:eastAsia="微软雅黑"/>
+                <w:sz w:val="18"/>
+              </w:rPr>
+              <w:t>把全库片段塞进提示词会爆</w:t>
+            </w:r>
+          </w:p>
+        </w:tc>
+        <w:tc>
+          <w:tcPr>
+            <w:tcW w:type="dxa" w:w="4309"/>
+          </w:tcPr>
+          <w:p>
+            <w:r/>
+            <w:r>
+              <w:rPr>
+                <w:rFonts w:ascii="微软雅黑" w:hAnsi="微软雅黑" w:eastAsia="微软雅黑"/>
+                <w:sz w:val="18"/>
+              </w:rPr>
+              <w:t>三路召回只取前 50 个候选，重排后只取前 15 段，实际进提示词的最多 4 段</w:t>
+            </w:r>
+          </w:p>
+        </w:tc>
+      </w:tr>
+    </w:tbl>
+    <w:p/>
+    <w:p>
+      <w:r>
+        <w:t>服务本身用 systemd 托管，配 MemoryMax=3G 作为硬上限；超出会被内核 OOM 杀掉，再由 Restart=always 在 5 秒内拉起。这套组合在上线前的验收里实测过：kill -9 之后 8 秒内恢复正常响应。另外配了每天 04:00 UTC（北京时间 12:00）的定时重启，把长沙时间里的内存缓慢增长截断在一天之内。</w:t>
+      </w:r>
+    </w:p>
+    <w:p>
+      <w:pPr>
+        <w:pStyle w:val="Heading2"/>
+      </w:pPr>
+      <w:r>
+        <w:t>6.10 流式渲染与思考过程可视化</w:t>
+      </w:r>
+    </w:p>
+    <w:p>
+      <w:r>
+        <w:t>用户等一个需要检索多篇论文的回答时，最容易产生的疑虑是「它是不是卡住了」。本项目用 SSE（Server-Sent Events）把整个过程摊开给人看，共七类事件：</w:t>
+      </w:r>
+    </w:p>
+    <w:tbl>
+      <w:tblPr>
+        <w:tblStyle w:val="LightGrid-Accent1"/>
+        <w:jc w:val="center"/>
+        <w:tblLook w:firstColumn="1" w:firstRow="1" w:lastColumn="0" w:lastRow="0" w:noHBand="0" w:noVBand="1" w:val="04A0"/>
+        <w:tblW w:w="9185" w:type="dxa"/>
+        <w:tblLayout w:type="fixed"/>
+        <w:tblCellMar>
+          <w:left w:w="45" w:type="dxa"/>
+          <w:right w:w="45" w:type="dxa"/>
+        </w:tblCellMar>
+      </w:tblPr>
+      <w:tblGrid>
+        <w:gridCol w:w="1587"/>
+        <w:gridCol w:w="3628"/>
+        <w:gridCol w:w="3969"/>
+      </w:tblGrid>
+      <w:tr>
+        <w:tc>
+          <w:tcPr>
+            <w:tcW w:type="dxa" w:w="1587"/>
+          </w:tcPr>
+          <w:p>
+            <w:r/>
+            <w:r>
+              <w:rPr>
+                <w:rFonts w:ascii="微软雅黑" w:hAnsi="微软雅黑" w:eastAsia="微软雅黑"/>
+                <w:b/>
+                <w:sz w:val="19"/>
+              </w:rPr>
+              <w:t>事件</w:t>
+            </w:r>
+          </w:p>
+        </w:tc>
+        <w:tc>
+          <w:tcPr>
+            <w:tcW w:type="dxa" w:w="3628"/>
+          </w:tcPr>
+          <w:p>
+            <w:r/>
+            <w:r>
+              <w:rPr>
+                <w:rFonts w:ascii="微软雅黑" w:hAnsi="微软雅黑" w:eastAsia="微软雅黑"/>
+                <w:b/>
+                <w:sz w:val="19"/>
+              </w:rPr>
+              <w:t>内容</w:t>
+            </w:r>
+          </w:p>
+        </w:tc>
+        <w:tc>
+          <w:tcPr>
+            <w:tcW w:type="dxa" w:w="3969"/>
+          </w:tcPr>
+          <w:p>
+            <w:r/>
+            <w:r>
+              <w:rPr>
+                <w:rFonts w:ascii="微软雅黑" w:hAnsi="微软雅黑" w:eastAsia="微软雅黑"/>
+                <w:b/>
+                <w:sz w:val="19"/>
+              </w:rPr>
+              <w:t>前端表现</w:t>
+            </w:r>
+          </w:p>
+        </w:tc>
+      </w:tr>
+      <w:tr>
+        <w:tc>
+          <w:tcPr>
+            <w:tcW w:type="dxa" w:w="1587"/>
+          </w:tcPr>
+          <w:p>
+            <w:r/>
+            <w:r>
+              <w:rPr>
+                <w:rFonts w:ascii="微软雅黑" w:hAnsi="微软雅黑" w:eastAsia="微软雅黑"/>
+                <w:sz w:val="18"/>
+              </w:rPr>
+              <w:t>roles</w:t>
+            </w:r>
+          </w:p>
+        </w:tc>
+        <w:tc>
+          <w:tcPr>
+            <w:tcW w:type="dxa" w:w="3628"/>
+          </w:tcPr>
+          <w:p>
+            <w:r/>
+            <w:r>
+              <w:rPr>
+                <w:rFonts w:ascii="微软雅黑" w:hAnsi="微软雅黑" w:eastAsia="微软雅黑"/>
+                <w:sz w:val="18"/>
+              </w:rPr>
+              <w:t>各角色执行记录与耗时（RoleRun）</w:t>
+            </w:r>
+          </w:p>
+        </w:tc>
+        <w:tc>
+          <w:tcPr>
+            <w:tcW w:type="dxa" w:w="3969"/>
+          </w:tcPr>
+          <w:p>
+            <w:r/>
+            <w:r>
+              <w:rPr>
+                <w:rFonts w:ascii="微软雅黑" w:hAnsi="微软雅黑" w:eastAsia="微软雅黑"/>
+                <w:sz w:val="18"/>
+              </w:rPr>
+              <w:t>时间线逐行出现，带角色名与毫秒数</w:t>
+            </w:r>
+          </w:p>
+        </w:tc>
+      </w:tr>
+      <w:tr>
+        <w:tc>
+          <w:tcPr>
+            <w:tcW w:type="dxa" w:w="1587"/>
+          </w:tcPr>
+          <w:p>
+            <w:r/>
+            <w:r>
+              <w:rPr>
+                <w:rFonts w:ascii="微软雅黑" w:hAnsi="微软雅黑" w:eastAsia="微软雅黑"/>
+                <w:sz w:val="18"/>
+              </w:rPr>
+              <w:t>tool_call</w:t>
+            </w:r>
+          </w:p>
+        </w:tc>
+        <w:tc>
+          <w:tcPr>
+            <w:tcW w:type="dxa" w:w="3628"/>
+          </w:tcPr>
+          <w:p>
+            <w:r/>
+            <w:r>
+              <w:rPr>
+                <w:rFonts w:ascii="微软雅黑" w:hAnsi="微软雅黑" w:eastAsia="微软雅黑"/>
+                <w:sz w:val="18"/>
+              </w:rPr>
+              <w:t>模型决定调用哪个工具、参数是什么</w:t>
+            </w:r>
+          </w:p>
+        </w:tc>
+        <w:tc>
+          <w:tcPr>
+            <w:tcW w:type="dxa" w:w="3969"/>
+          </w:tcPr>
+          <w:p>
+            <w:r/>
+            <w:r>
+              <w:rPr>
+                <w:rFonts w:ascii="微软雅黑" w:hAnsi="微软雅黑" w:eastAsia="微软雅黑"/>
+                <w:sz w:val="18"/>
+              </w:rPr>
+              <w:t>时间线插入一条工具调用卡片</w:t>
+            </w:r>
+          </w:p>
+        </w:tc>
+      </w:tr>
+      <w:tr>
+        <w:tc>
+          <w:tcPr>
+            <w:tcW w:type="dxa" w:w="1587"/>
+          </w:tcPr>
+          <w:p>
+            <w:r/>
+            <w:r>
+              <w:rPr>
+                <w:rFonts w:ascii="微软雅黑" w:hAnsi="微软雅黑" w:eastAsia="微软雅黑"/>
+                <w:sz w:val="18"/>
+              </w:rPr>
+              <w:t>tool_result</w:t>
+            </w:r>
+          </w:p>
+        </w:tc>
+        <w:tc>
+          <w:tcPr>
+            <w:tcW w:type="dxa" w:w="3628"/>
+          </w:tcPr>
+          <w:p>
+            <w:r/>
+            <w:r>
+              <w:rPr>
+                <w:rFonts w:ascii="微软雅黑" w:hAnsi="微软雅黑" w:eastAsia="微软雅黑"/>
+                <w:sz w:val="18"/>
+              </w:rPr>
+              <w:t>工具返回结果</w:t>
+            </w:r>
+          </w:p>
+        </w:tc>
+        <w:tc>
+          <w:tcPr>
+            <w:tcW w:type="dxa" w:w="3969"/>
+          </w:tcPr>
+          <w:p>
+            <w:r/>
+            <w:r>
+              <w:rPr>
+                <w:rFonts w:ascii="微软雅黑" w:hAnsi="微软雅黑" w:eastAsia="微软雅黑"/>
+                <w:sz w:val="18"/>
+              </w:rPr>
+              <w:t>卡片展开显示结果</w:t>
+            </w:r>
+          </w:p>
+        </w:tc>
+      </w:tr>
+      <w:tr>
+        <w:tc>
+          <w:tcPr>
+            <w:tcW w:type="dxa" w:w="1587"/>
+          </w:tcPr>
+          <w:p>
+            <w:r/>
+            <w:r>
+              <w:rPr>
+                <w:rFonts w:ascii="微软雅黑" w:hAnsi="微软雅黑" w:eastAsia="微软雅黑"/>
+                <w:sz w:val="18"/>
+              </w:rPr>
+              <w:t>evidence</w:t>
+            </w:r>
+          </w:p>
+        </w:tc>
+        <w:tc>
+          <w:tcPr>
+            <w:tcW w:type="dxa" w:w="3628"/>
+          </w:tcPr>
+          <w:p>
+            <w:r/>
+            <w:r>
+              <w:rPr>
+                <w:rFonts w:ascii="微软雅黑" w:hAnsi="微软雅黑" w:eastAsia="微软雅黑"/>
+                <w:sz w:val="18"/>
+              </w:rPr>
+              <w:t>检索到的证据片段</w:t>
+            </w:r>
+          </w:p>
+        </w:tc>
+        <w:tc>
+          <w:tcPr>
+            <w:tcW w:type="dxa" w:w="3969"/>
+          </w:tcPr>
+          <w:p>
+            <w:r/>
+            <w:r>
+              <w:rPr>
+                <w:rFonts w:ascii="微软雅黑" w:hAnsi="微软雅黑" w:eastAsia="微软雅黑"/>
+                <w:sz w:val="18"/>
+              </w:rPr>
+              <w:t>渲染成证据卡片，带篇名与页码</w:t>
+            </w:r>
+          </w:p>
+        </w:tc>
+      </w:tr>
+      <w:tr>
+        <w:tc>
+          <w:tcPr>
+            <w:tcW w:type="dxa" w:w="1587"/>
+          </w:tcPr>
+          <w:p>
+            <w:r/>
+            <w:r>
+              <w:rPr>
+                <w:rFonts w:ascii="微软雅黑" w:hAnsi="微软雅黑" w:eastAsia="微软雅黑"/>
+                <w:sz w:val="18"/>
+              </w:rPr>
+              <w:t>status</w:t>
+            </w:r>
+          </w:p>
+        </w:tc>
+        <w:tc>
+          <w:tcPr>
+            <w:tcW w:type="dxa" w:w="3628"/>
+          </w:tcPr>
+          <w:p>
+            <w:r/>
+            <w:r>
+              <w:rPr>
+                <w:rFonts w:ascii="微软雅黑" w:hAnsi="微软雅黑" w:eastAsia="微软雅黑"/>
+                <w:sz w:val="18"/>
+              </w:rPr>
+              <w:t>证据数 / 覆盖论文数 / 页码可定位性</w:t>
+            </w:r>
+          </w:p>
+        </w:tc>
+        <w:tc>
+          <w:tcPr>
+            <w:tcW w:type="dxa" w:w="3969"/>
+          </w:tcPr>
+          <w:p>
+            <w:r/>
+            <w:r>
+              <w:rPr>
+                <w:rFonts w:ascii="微软雅黑" w:hAnsi="微软雅黑" w:eastAsia="微软雅黑"/>
+                <w:sz w:val="18"/>
+              </w:rPr>
+              <w:t>回答上方的一行状态条，失败标红</w:t>
+            </w:r>
+          </w:p>
+        </w:tc>
+      </w:tr>
+      <w:tr>
+        <w:tc>
+          <w:tcPr>
+            <w:tcW w:type="dxa" w:w="1587"/>
+          </w:tcPr>
+          <w:p>
+            <w:r/>
+            <w:r>
+              <w:rPr>
+                <w:rFonts w:ascii="微软雅黑" w:hAnsi="微软雅黑" w:eastAsia="微软雅黑"/>
+                <w:sz w:val="18"/>
+              </w:rPr>
+              <w:t>answer_delta</w:t>
+            </w:r>
+          </w:p>
+        </w:tc>
+        <w:tc>
+          <w:tcPr>
+            <w:tcW w:type="dxa" w:w="3628"/>
+          </w:tcPr>
+          <w:p>
+            <w:r/>
+            <w:r>
+              <w:rPr>
+                <w:rFonts w:ascii="微软雅黑" w:hAnsi="微软雅黑" w:eastAsia="微软雅黑"/>
+                <w:sz w:val="18"/>
+              </w:rPr>
+              <w:t>答案正文的分增量</w:t>
+            </w:r>
+          </w:p>
+        </w:tc>
+        <w:tc>
+          <w:tcPr>
+            <w:tcW w:type="dxa" w:w="3969"/>
+          </w:tcPr>
+          <w:p>
+            <w:r/>
+            <w:r>
+              <w:rPr>
+                <w:rFonts w:ascii="微软雅黑" w:hAnsi="微软雅黑" w:eastAsia="微软雅黑"/>
+                <w:sz w:val="18"/>
+              </w:rPr>
+              <w:t>逐字流出，边生成边可读</w:t>
+            </w:r>
+          </w:p>
+        </w:tc>
+      </w:tr>
+      <w:tr>
+        <w:tc>
+          <w:tcPr>
+            <w:tcW w:type="dxa" w:w="1587"/>
+          </w:tcPr>
+          <w:p>
+            <w:r/>
+            <w:r>
+              <w:rPr>
+                <w:rFonts w:ascii="微软雅黑" w:hAnsi="微软雅黑" w:eastAsia="微软雅黑"/>
+                <w:sz w:val="18"/>
+              </w:rPr>
+              <w:t>done</w:t>
+            </w:r>
+          </w:p>
+        </w:tc>
+        <w:tc>
+          <w:tcPr>
+            <w:tcW w:type="dxa" w:w="3628"/>
+          </w:tcPr>
+          <w:p>
+            <w:r/>
+            <w:r>
+              <w:rPr>
+                <w:rFonts w:ascii="微软雅黑" w:hAnsi="微软雅黑" w:eastAsia="微软雅黑"/>
+                <w:sz w:val="18"/>
+              </w:rPr>
+              <w:t>结束标记</w:t>
+            </w:r>
+          </w:p>
+        </w:tc>
+        <w:tc>
+          <w:tcPr>
+            <w:tcW w:type="dxa" w:w="3969"/>
+          </w:tcPr>
+          <w:p>
+            <w:r/>
+            <w:r>
+              <w:rPr>
+                <w:rFonts w:ascii="微软雅黑" w:hAnsi="微软雅黑" w:eastAsia="微软雅黑"/>
+                <w:sz w:val="18"/>
+              </w:rPr>
+              <w:t>收起 loading 态</w:t>
+            </w:r>
+          </w:p>
+        </w:tc>
+      </w:tr>
+    </w:tbl>
+    <w:p/>
+    <w:p>
+      <w:r>
+        <w:t>回答正文用 token 级流式推送，不是等全文生成完再一次性返回。这一点在演示时差别很明显：同样 8 秒的回答，逐字流出与空白 8 秒后整段蹦出来，用户的感受完全不同。</w:t>
+      </w:r>
+    </w:p>
+    <w:p>
       <w:r>
         <w:br w:type="page"/>
       </w:r>
@@ -4070,16 +5750,8 @@
       </w:r>
     </w:p>
     <w:p>
-      <w:pPr>
-        <w:pStyle w:val="Heading2"/>
-      </w:pPr>
       <w:r>
-        <w:t>7.1 候选集约束生成：让幻觉在结构上不可能</w:t>
-      </w:r>
-    </w:p>
-    <w:p>
-      <w:r>
-        <w:t>常规抗幻觉是「生成后校验、不合格重试」。本项目把约束前移到生成结构本身：文献池由代码提供、引用只能写 key、参考文献由代码生成。模型即使想编，也无处下手。这一思路同时用于问答（证据不足则拒答）与写作（池空则不生成）。</w:t>
+        <w:t>本章按赛题创新性评分的三个子项组织，避免与功能清单混在一起：b1 学术算法与图谱挖掘创新（10%）、b2 技术方案与 RAG 创新（8%）、b3 科研交互模式创新（7%）。每一项都写明「常规做法是什么 / 本项目怎么做 / 为什么」。</w:t>
       </w:r>
     </w:p>
     <w:p>
@@ -4087,12 +5759,256 @@
         <w:pStyle w:val="Heading2"/>
       </w:pPr>
       <w:r>
-        <w:t>7.2 引用图谱的三层匹配与「宁缺毋滥」</w:t>
+        <w:t>7.1 b1 学术算法与图谱挖掘创新（10%）</w:t>
       </w:r>
     </w:p>
     <w:p>
       <w:r>
-        <w:t>多数引用图谱工具追求边的数量，本项目主动放弃一部分边：相似度落在 0.75~0.92 之间的一律不出边，转人工核验。理由是这个图谱要用于学术判断，一条假边的破坏力远大于十条真边的价值。</w:t>
+        <w:t>常规做法的三步与本项目的差异，集中在「宁缺毋滥」与「角色判定」两处。</w:t>
+      </w:r>
+    </w:p>
+    <w:tbl>
+      <w:tblPr>
+        <w:tblStyle w:val="LightGrid-Accent1"/>
+        <w:jc w:val="center"/>
+        <w:tblLook w:firstColumn="1" w:firstRow="1" w:lastColumn="0" w:lastRow="0" w:noHBand="0" w:noVBand="1" w:val="04A0"/>
+        <w:tblW w:w="9185" w:type="dxa"/>
+        <w:tblLayout w:type="fixed"/>
+        <w:tblCellMar>
+          <w:left w:w="45" w:type="dxa"/>
+          <w:right w:w="45" w:type="dxa"/>
+        </w:tblCellMar>
+      </w:tblPr>
+      <w:tblGrid>
+        <w:gridCol w:w="1474"/>
+        <w:gridCol w:w="2494"/>
+        <w:gridCol w:w="5216"/>
+      </w:tblGrid>
+      <w:tr>
+        <w:tc>
+          <w:tcPr>
+            <w:tcW w:type="dxa" w:w="1474"/>
+          </w:tcPr>
+          <w:p>
+            <w:r/>
+            <w:r>
+              <w:rPr>
+                <w:rFonts w:ascii="微软雅黑" w:hAnsi="微软雅黑" w:eastAsia="微软雅黑"/>
+                <w:b/>
+                <w:sz w:val="19"/>
+              </w:rPr>
+              <w:t>环节</w:t>
+            </w:r>
+          </w:p>
+        </w:tc>
+        <w:tc>
+          <w:tcPr>
+            <w:tcW w:type="dxa" w:w="2494"/>
+          </w:tcPr>
+          <w:p>
+            <w:r/>
+            <w:r>
+              <w:rPr>
+                <w:rFonts w:ascii="微软雅黑" w:hAnsi="微软雅黑" w:eastAsia="微软雅黑"/>
+                <w:b/>
+                <w:sz w:val="19"/>
+              </w:rPr>
+              <w:t>常规做法</w:t>
+            </w:r>
+          </w:p>
+        </w:tc>
+        <w:tc>
+          <w:tcPr>
+            <w:tcW w:type="dxa" w:w="5216"/>
+          </w:tcPr>
+          <w:p>
+            <w:r/>
+            <w:r>
+              <w:rPr>
+                <w:rFonts w:ascii="微软雅黑" w:hAnsi="微软雅黑" w:eastAsia="微软雅黑"/>
+                <w:b/>
+                <w:sz w:val="19"/>
+              </w:rPr>
+              <w:t>本项目做法与理由</w:t>
+            </w:r>
+          </w:p>
+        </w:tc>
+      </w:tr>
+      <w:tr>
+        <w:tc>
+          <w:tcPr>
+            <w:tcW w:type="dxa" w:w="1474"/>
+          </w:tcPr>
+          <w:p>
+            <w:r/>
+            <w:r>
+              <w:rPr>
+                <w:rFonts w:ascii="微软雅黑" w:hAnsi="微软雅黑" w:eastAsia="微软雅黑"/>
+                <w:sz w:val="18"/>
+              </w:rPr>
+              <w:t>条目切分</w:t>
+            </w:r>
+          </w:p>
+        </w:tc>
+        <w:tc>
+          <w:tcPr>
+            <w:tcW w:type="dxa" w:w="2494"/>
+          </w:tcPr>
+          <w:p>
+            <w:r/>
+            <w:r>
+              <w:rPr>
+                <w:rFonts w:ascii="微软雅黑" w:hAnsi="微软雅黑" w:eastAsia="微软雅黑"/>
+                <w:sz w:val="18"/>
+              </w:rPr>
+              <w:t>按正则切年份或编号</w:t>
+            </w:r>
+          </w:p>
+        </w:tc>
+        <w:tc>
+          <w:tcPr>
+            <w:tcW w:type="dxa" w:w="5216"/>
+          </w:tcPr>
+          <w:p>
+            <w:r/>
+            <w:r>
+              <w:rPr>
+                <w:rFonts w:ascii="微软雅黑" w:hAnsi="微软雅黑" w:eastAsia="微软雅黑"/>
+                <w:sz w:val="18"/>
+              </w:rPr>
+              <w:t>多信号切分：标点、年份位置、作者块长度、缩进与续行标记综合判断。初版约 3300 条参考文献抽不出标题，全部卡在这一步</w:t>
+            </w:r>
+          </w:p>
+        </w:tc>
+      </w:tr>
+      <w:tr>
+        <w:tc>
+          <w:tcPr>
+            <w:tcW w:type="dxa" w:w="1474"/>
+          </w:tcPr>
+          <w:p>
+            <w:r/>
+            <w:r>
+              <w:rPr>
+                <w:rFonts w:ascii="微软雅黑" w:hAnsi="微软雅黑" w:eastAsia="微软雅黑"/>
+                <w:sz w:val="18"/>
+              </w:rPr>
+              <w:t>副本合并</w:t>
+            </w:r>
+          </w:p>
+        </w:tc>
+        <w:tc>
+          <w:tcPr>
+            <w:tcW w:type="dxa" w:w="2494"/>
+          </w:tcPr>
+          <w:p>
+            <w:r/>
+            <w:r>
+              <w:rPr>
+                <w:rFonts w:ascii="微软雅黑" w:hAnsi="微软雅黑" w:eastAsia="微软雅黑"/>
+                <w:sz w:val="18"/>
+              </w:rPr>
+              <w:t>按文件名或标题去重</w:t>
+            </w:r>
+          </w:p>
+        </w:tc>
+        <w:tc>
+          <w:tcPr>
+            <w:tcW w:type="dxa" w:w="5216"/>
+          </w:tcPr>
+          <w:p>
+            <w:r/>
+            <w:r>
+              <w:rPr>
+                <w:rFonts w:ascii="微软雅黑" w:hAnsi="微软雅黑" w:eastAsia="微软雅黑"/>
+                <w:sz w:val="18"/>
+              </w:rPr>
+              <w:t>标题 + arXiv 号 + 元数据交叉核验后合并成单一逻辑节点，但不删任何 PDF。直接建图会把被引数拆成多份，PageRank 失真</w:t>
+            </w:r>
+          </w:p>
+        </w:tc>
+      </w:tr>
+      <w:tr>
+        <w:tc>
+          <w:tcPr>
+            <w:tcW w:type="dxa" w:w="1474"/>
+          </w:tcPr>
+          <w:p>
+            <w:r/>
+            <w:r>
+              <w:rPr>
+                <w:rFonts w:ascii="微软雅黑" w:hAnsi="微软雅黑" w:eastAsia="微软雅黑"/>
+                <w:sz w:val="18"/>
+              </w:rPr>
+              <w:t>引用匹配</w:t>
+            </w:r>
+          </w:p>
+        </w:tc>
+        <w:tc>
+          <w:tcPr>
+            <w:tcW w:type="dxa" w:w="2494"/>
+          </w:tcPr>
+          <w:p>
+            <w:r/>
+            <w:r>
+              <w:rPr>
+                <w:rFonts w:ascii="微软雅黑" w:hAnsi="微软雅黑" w:eastAsia="微软雅黑"/>
+                <w:sz w:val="18"/>
+              </w:rPr>
+              <w:t>相似度超阈值就连边</w:t>
+            </w:r>
+          </w:p>
+        </w:tc>
+        <w:tc>
+          <w:tcPr>
+            <w:tcW w:type="dxa" w:w="5216"/>
+          </w:tcPr>
+          <w:p>
+            <w:r/>
+            <w:r>
+              <w:rPr>
+                <w:rFonts w:ascii="微软雅黑" w:hAnsi="微软雅黑" w:eastAsia="微软雅黑"/>
+                <w:sz w:val="18"/>
+              </w:rPr>
+              <w:t>三层匹配 arXiv &gt; 完整标题 &gt; 相似度，相似度 0.75~0.92 之间一律不出边，转人工核验。一条假边的破坏力远大于十条真边</w:t>
+            </w:r>
+          </w:p>
+        </w:tc>
+      </w:tr>
+    </w:tbl>
+    <w:p/>
+    <w:p>
+      <w:r>
+        <w:t>图谱挖掘不满足于「画一张图看个大概」，而是给出可判断的结论：</w:t>
+      </w:r>
+    </w:p>
+    <w:p>
+      <w:pPr>
+        <w:pStyle w:val="ListBullet"/>
+      </w:pPr>
+      <w:r>
+        <w:t>角色判定：按入度 / 出度 / 中介中心性把节点分成基石、枢纽、桥接、基础、边缘、孤立六类。BERT 在本库中判为基石——被所有人引用、自己几乎不引别人。</w:t>
+      </w:r>
+    </w:p>
+    <w:p>
+      <w:pPr>
+        <w:pStyle w:val="ListBullet"/>
+      </w:pPr>
+      <w:r>
+        <w:t>三路前沿信号：新近且被引、跨社区桥接、尚未接入引用网，分别对应「热度」「交叉点」「空白区」三种科研选题来源。</w:t>
+      </w:r>
+    </w:p>
+    <w:p>
+      <w:pPr>
+        <w:pStyle w:val="ListBullet"/>
+      </w:pPr>
+      <w:r>
+        <w:t>自动综述：基于图结构与元数据生成研究现状概览，输入全部是可核验的结构化字段，不依赖大模型臆测。</w:t>
+      </w:r>
+    </w:p>
+    <w:p>
+      <w:r>
+        <w:t>值得注意的是 PageRank、中介中心性（Brandes）与社区发现全部用标准库自实现，刻意不依赖 networkx / scipy——依赖越少，评委与本机复现时踩坑越少。这条约束是有代价的（算法实现要自己写、自己要测），但换来的是 requirements.txt 更短、安装更稳。</w:t>
       </w:r>
     </w:p>
     <w:p>
@@ -4100,12 +6016,269 @@
         <w:pStyle w:val="Heading2"/>
       </w:pPr>
       <w:r>
-        <w:t>7.3 多智能体：显式命名而非堆叠调用</w:t>
+        <w:t>7.2 b2 技术方案与 RAG 创新（8%）</w:t>
       </w:r>
     </w:p>
+    <w:tbl>
+      <w:tblPr>
+        <w:tblStyle w:val="LightGrid-Accent1"/>
+        <w:jc w:val="center"/>
+        <w:tblLook w:firstColumn="1" w:firstRow="1" w:lastColumn="0" w:lastRow="0" w:noHBand="0" w:noVBand="1" w:val="04A0"/>
+        <w:tblW w:w="9185" w:type="dxa"/>
+        <w:tblLayout w:type="fixed"/>
+        <w:tblCellMar>
+          <w:left w:w="45" w:type="dxa"/>
+          <w:right w:w="45" w:type="dxa"/>
+        </w:tblCellMar>
+      </w:tblPr>
+      <w:tblGrid>
+        <w:gridCol w:w="1360"/>
+        <w:gridCol w:w="2835"/>
+        <w:gridCol w:w="4989"/>
+      </w:tblGrid>
+      <w:tr>
+        <w:tc>
+          <w:tcPr>
+            <w:tcW w:type="dxa" w:w="1361"/>
+          </w:tcPr>
+          <w:p>
+            <w:r/>
+            <w:r>
+              <w:rPr>
+                <w:rFonts w:ascii="微软雅黑" w:hAnsi="微软雅黑" w:eastAsia="微软雅黑"/>
+                <w:b/>
+                <w:sz w:val="19"/>
+              </w:rPr>
+              <w:t>创新点</w:t>
+            </w:r>
+          </w:p>
+        </w:tc>
+        <w:tc>
+          <w:tcPr>
+            <w:tcW w:type="dxa" w:w="2835"/>
+          </w:tcPr>
+          <w:p>
+            <w:r/>
+            <w:r>
+              <w:rPr>
+                <w:rFonts w:ascii="微软雅黑" w:hAnsi="微软雅黑" w:eastAsia="微软雅黑"/>
+                <w:b/>
+                <w:sz w:val="19"/>
+              </w:rPr>
+              <w:t>常规做法</w:t>
+            </w:r>
+          </w:p>
+        </w:tc>
+        <w:tc>
+          <w:tcPr>
+            <w:tcW w:type="dxa" w:w="4989"/>
+          </w:tcPr>
+          <w:p>
+            <w:r/>
+            <w:r>
+              <w:rPr>
+                <w:rFonts w:ascii="微软雅黑" w:hAnsi="微软雅黑" w:eastAsia="微软雅黑"/>
+                <w:b/>
+                <w:sz w:val="19"/>
+              </w:rPr>
+              <w:t>本项目做法</w:t>
+            </w:r>
+          </w:p>
+        </w:tc>
+      </w:tr>
+      <w:tr>
+        <w:tc>
+          <w:tcPr>
+            <w:tcW w:type="dxa" w:w="1361"/>
+          </w:tcPr>
+          <w:p>
+            <w:r/>
+            <w:r>
+              <w:rPr>
+                <w:rFonts w:ascii="微软雅黑" w:hAnsi="微软雅黑" w:eastAsia="微软雅黑"/>
+                <w:sz w:val="18"/>
+              </w:rPr>
+              <w:t>抗幻觉</w:t>
+            </w:r>
+          </w:p>
+        </w:tc>
+        <w:tc>
+          <w:tcPr>
+            <w:tcW w:type="dxa" w:w="2835"/>
+          </w:tcPr>
+          <w:p>
+            <w:r/>
+            <w:r>
+              <w:rPr>
+                <w:rFonts w:ascii="微软雅黑" w:hAnsi="微软雅黑" w:eastAsia="微软雅黑"/>
+                <w:sz w:val="18"/>
+              </w:rPr>
+              <w:t>生成后校验，不合格重写</w:t>
+            </w:r>
+          </w:p>
+        </w:tc>
+        <w:tc>
+          <w:tcPr>
+            <w:tcW w:type="dxa" w:w="4989"/>
+          </w:tcPr>
+          <w:p>
+            <w:r/>
+            <w:r>
+              <w:rPr>
+                <w:rFonts w:ascii="微软雅黑" w:hAnsi="微软雅黑" w:eastAsia="微软雅黑"/>
+                <w:sz w:val="18"/>
+              </w:rPr>
+              <w:t>约束前移到生成结构：文献池由代码提供、引用只能写 key、参考文献由代码从池里取。模型没有写完整条目的权限</w:t>
+            </w:r>
+          </w:p>
+        </w:tc>
+      </w:tr>
+      <w:tr>
+        <w:tc>
+          <w:tcPr>
+            <w:tcW w:type="dxa" w:w="1361"/>
+          </w:tcPr>
+          <w:p>
+            <w:r/>
+            <w:r>
+              <w:rPr>
+                <w:rFonts w:ascii="微软雅黑" w:hAnsi="微软雅黑" w:eastAsia="微软雅黑"/>
+                <w:sz w:val="18"/>
+              </w:rPr>
+              <w:t>多路召回</w:t>
+            </w:r>
+          </w:p>
+        </w:tc>
+        <w:tc>
+          <w:tcPr>
+            <w:tcW w:type="dxa" w:w="2835"/>
+          </w:tcPr>
+          <w:p>
+            <w:r/>
+            <w:r>
+              <w:rPr>
+                <w:rFonts w:ascii="微软雅黑" w:hAnsi="微软雅黑" w:eastAsia="微软雅黑"/>
+                <w:sz w:val="18"/>
+              </w:rPr>
+              <w:t>单路向量检索，或简单分数相加</w:t>
+            </w:r>
+          </w:p>
+        </w:tc>
+        <w:tc>
+          <w:tcPr>
+            <w:tcW w:type="dxa" w:w="4989"/>
+          </w:tcPr>
+          <w:p>
+            <w:r/>
+            <w:r>
+              <w:rPr>
+                <w:rFonts w:ascii="微软雅黑" w:hAnsi="微软雅黑" w:eastAsia="微软雅黑"/>
+                <w:sz w:val="18"/>
+              </w:rPr>
+              <w:t>三路召回 + RRF 只用名次融合。三路原始分数量纲完全不同（余弦 0~1、BM25 无上界、哈希内积可正可负），直接相加等于让量纲大的通道主导结果</w:t>
+            </w:r>
+          </w:p>
+        </w:tc>
+      </w:tr>
+      <w:tr>
+        <w:tc>
+          <w:tcPr>
+            <w:tcW w:type="dxa" w:w="1361"/>
+          </w:tcPr>
+          <w:p>
+            <w:r/>
+            <w:r>
+              <w:rPr>
+                <w:rFonts w:ascii="微软雅黑" w:hAnsi="微软雅黑" w:eastAsia="微软雅黑"/>
+                <w:sz w:val="18"/>
+              </w:rPr>
+              <w:t>校验环节</w:t>
+            </w:r>
+          </w:p>
+        </w:tc>
+        <w:tc>
+          <w:tcPr>
+            <w:tcW w:type="dxa" w:w="2835"/>
+          </w:tcPr>
+          <w:p>
+            <w:r/>
+            <w:r>
+              <w:rPr>
+                <w:rFonts w:ascii="微软雅黑" w:hAnsi="微软雅黑" w:eastAsia="微软雅黑"/>
+                <w:sz w:val="18"/>
+              </w:rPr>
+              <w:t>检查失败就报错返回</w:t>
+            </w:r>
+          </w:p>
+        </w:tc>
+        <w:tc>
+          <w:tcPr>
+            <w:tcW w:type="dxa" w:w="4989"/>
+          </w:tcPr>
+          <w:p>
+            <w:r/>
+            <w:r>
+              <w:rPr>
+                <w:rFonts w:ascii="微软雅黑" w:hAnsi="微软雅黑" w:eastAsia="微软雅黑"/>
+                <w:sz w:val="18"/>
+              </w:rPr>
+              <w:t>Verifier 不合格会打回检索层换策略重试：先回填页码、再换重排信号、再放宽条数。这是整条链路唯一真正能改变流程的一环</w:t>
+            </w:r>
+          </w:p>
+        </w:tc>
+      </w:tr>
+      <w:tr>
+        <w:tc>
+          <w:tcPr>
+            <w:tcW w:type="dxa" w:w="1361"/>
+          </w:tcPr>
+          <w:p>
+            <w:r/>
+            <w:r>
+              <w:rPr>
+                <w:rFonts w:ascii="微软雅黑" w:hAnsi="微软雅黑" w:eastAsia="微软雅黑"/>
+                <w:sz w:val="18"/>
+              </w:rPr>
+              <w:t>版本差异</w:t>
+            </w:r>
+          </w:p>
+        </w:tc>
+        <w:tc>
+          <w:tcPr>
+            <w:tcW w:type="dxa" w:w="2835"/>
+          </w:tcPr>
+          <w:p>
+            <w:r/>
+            <w:r>
+              <w:rPr>
+                <w:rFonts w:ascii="微软雅黑" w:hAnsi="微软雅黑" w:eastAsia="微软雅黑"/>
+                <w:sz w:val="18"/>
+              </w:rPr>
+              <w:t>只提示「库中已有更新版本」</w:t>
+            </w:r>
+          </w:p>
+        </w:tc>
+        <w:tc>
+          <w:tcPr>
+            <w:tcW w:type="dxa" w:w="4989"/>
+          </w:tcPr>
+          <w:p>
+            <w:r/>
+            <w:r>
+              <w:rPr>
+                <w:rFonts w:ascii="微软雅黑" w:hAnsi="微软雅黑" w:eastAsia="微软雅黑"/>
+                <w:sz w:val="18"/>
+              </w:rPr>
+              <w:t>实测 v1 与 v7 相似度 0.873，提示已有更早版本但不拦着上传——科研里对比不同版本是真实需求</w:t>
+            </w:r>
+          </w:p>
+        </w:tc>
+      </w:tr>
+    </w:tbl>
+    <w:p/>
     <w:p>
       <w:r>
-        <w:t>在「像不像多智能体」与「演示能不能跑完」之间，本项目选择后者：把处理阶段显式建模成四角色并回显可核验产物，既让用户与评委看清系统做了什么，又不为形式牺牲响应速度。</w:t>
+        <w:t>另外两个来自真实调试、不是设计推演得来的一致性决策：交叉编码器输出的是 logits（可正可负，只在批内可比），前端曾把它标成「融合分」导致出现负数分数，现按 score_type 区分显示；引用降权系数 0.6 放在重排之后而不是之前——如果先降权，参考文献条目会挤掉正文段落，而正文才是答案的主要来源。</w:t>
       </w:r>
     </w:p>
     <w:p>
@@ -4113,12 +6286,324 @@
         <w:pStyle w:val="Heading2"/>
       </w:pPr>
       <w:r>
-        <w:t>7.4 工程细节上的多个「真实坑」</w:t>
+        <w:t>7.3 b3 科研交互模式创新（7%）</w:t>
+      </w:r>
+    </w:p>
+    <w:tbl>
+      <w:tblPr>
+        <w:tblStyle w:val="LightGrid-Accent1"/>
+        <w:jc w:val="center"/>
+        <w:tblLook w:firstColumn="1" w:firstRow="1" w:lastColumn="0" w:lastRow="0" w:noHBand="0" w:noVBand="1" w:val="04A0"/>
+        <w:tblW w:w="9185" w:type="dxa"/>
+        <w:tblLayout w:type="fixed"/>
+        <w:tblCellMar>
+          <w:left w:w="45" w:type="dxa"/>
+          <w:right w:w="45" w:type="dxa"/>
+        </w:tblCellMar>
+      </w:tblPr>
+      <w:tblGrid>
+        <w:gridCol w:w="1360"/>
+        <w:gridCol w:w="2608"/>
+        <w:gridCol w:w="5216"/>
+      </w:tblGrid>
+      <w:tr>
+        <w:tc>
+          <w:tcPr>
+            <w:tcW w:type="dxa" w:w="1361"/>
+          </w:tcPr>
+          <w:p>
+            <w:r/>
+            <w:r>
+              <w:rPr>
+                <w:rFonts w:ascii="微软雅黑" w:hAnsi="微软雅黑" w:eastAsia="微软雅黑"/>
+                <w:b/>
+                <w:sz w:val="19"/>
+              </w:rPr>
+              <w:t>交互点</w:t>
+            </w:r>
+          </w:p>
+        </w:tc>
+        <w:tc>
+          <w:tcPr>
+            <w:tcW w:type="dxa" w:w="2608"/>
+          </w:tcPr>
+          <w:p>
+            <w:r/>
+            <w:r>
+              <w:rPr>
+                <w:rFonts w:ascii="微软雅黑" w:hAnsi="微软雅黑" w:eastAsia="微软雅黑"/>
+                <w:b/>
+                <w:sz w:val="19"/>
+              </w:rPr>
+              <w:t>常规做法</w:t>
+            </w:r>
+          </w:p>
+        </w:tc>
+        <w:tc>
+          <w:tcPr>
+            <w:tcW w:type="dxa" w:w="5216"/>
+          </w:tcPr>
+          <w:p>
+            <w:r/>
+            <w:r>
+              <w:rPr>
+                <w:rFonts w:ascii="微软雅黑" w:hAnsi="微软雅黑" w:eastAsia="微软雅黑"/>
+                <w:b/>
+                <w:sz w:val="19"/>
+              </w:rPr>
+              <w:t>本项目做法</w:t>
+            </w:r>
+          </w:p>
+        </w:tc>
+      </w:tr>
+      <w:tr>
+        <w:tc>
+          <w:tcPr>
+            <w:tcW w:type="dxa" w:w="1361"/>
+          </w:tcPr>
+          <w:p>
+            <w:r/>
+            <w:r>
+              <w:rPr>
+                <w:rFonts w:ascii="微软雅黑" w:hAnsi="微软雅黑" w:eastAsia="微软雅黑"/>
+                <w:sz w:val="18"/>
+              </w:rPr>
+              <w:t>阅读页</w:t>
+            </w:r>
+          </w:p>
+        </w:tc>
+        <w:tc>
+          <w:tcPr>
+            <w:tcW w:type="dxa" w:w="2608"/>
+          </w:tcPr>
+          <w:p>
+            <w:r/>
+            <w:r>
+              <w:rPr>
+                <w:rFonts w:ascii="微软雅黑" w:hAnsi="微软雅黑" w:eastAsia="微软雅黑"/>
+                <w:sz w:val="18"/>
+              </w:rPr>
+              <w:t>把 PDF 塞进 iframe 或简单预览</w:t>
+            </w:r>
+          </w:p>
+        </w:tc>
+        <w:tc>
+          <w:tcPr>
+            <w:tcW w:type="dxa" w:w="5216"/>
+          </w:tcPr>
+          <w:p>
+            <w:r/>
+            <w:r>
+              <w:rPr>
+                <w:rFonts w:ascii="微软雅黑" w:hAnsi="微软雅黑" w:eastAsia="微软雅黑"/>
+                <w:sz w:val="18"/>
+              </w:rPr>
+              <w:t>重新渲染：底层页面图像 + 上层透明文字层，文字可选、可定位、可按章节跳转</w:t>
+            </w:r>
+          </w:p>
+        </w:tc>
+      </w:tr>
+      <w:tr>
+        <w:tc>
+          <w:tcPr>
+            <w:tcW w:type="dxa" w:w="1361"/>
+          </w:tcPr>
+          <w:p>
+            <w:r/>
+            <w:r>
+              <w:rPr>
+                <w:rFonts w:ascii="微软雅黑" w:hAnsi="微软雅黑" w:eastAsia="微软雅黑"/>
+                <w:sz w:val="18"/>
+              </w:rPr>
+              <w:t>引用跳转</w:t>
+            </w:r>
+          </w:p>
+        </w:tc>
+        <w:tc>
+          <w:tcPr>
+            <w:tcW w:type="dxa" w:w="2608"/>
+          </w:tcPr>
+          <w:p>
+            <w:r/>
+            <w:r>
+              <w:rPr>
+                <w:rFonts w:ascii="微软雅黑" w:hAnsi="微软雅黑" w:eastAsia="微软雅黑"/>
+                <w:sz w:val="18"/>
+              </w:rPr>
+              <w:t>正文 [11] 单向跳到文末</w:t>
+            </w:r>
+          </w:p>
+        </w:tc>
+        <w:tc>
+          <w:tcPr>
+            <w:tcW w:type="dxa" w:w="5216"/>
+          </w:tcPr>
+          <w:p>
+            <w:r/>
+            <w:r>
+              <w:rPr>
+                <w:rFonts w:ascii="微软雅黑" w:hAnsi="微软雅黑" w:eastAsia="微软雅黑"/>
+                <w:sz w:val="18"/>
+              </w:rPr>
+              <w:t>双向无损往返：正文跳文末第 11 条，那边点返回跳回原处，记住你从哪来的</w:t>
+            </w:r>
+          </w:p>
+        </w:tc>
+      </w:tr>
+      <w:tr>
+        <w:tc>
+          <w:tcPr>
+            <w:tcW w:type="dxa" w:w="1361"/>
+          </w:tcPr>
+          <w:p>
+            <w:r/>
+            <w:r>
+              <w:rPr>
+                <w:rFonts w:ascii="微软雅黑" w:hAnsi="微软雅黑" w:eastAsia="微软雅黑"/>
+                <w:sz w:val="18"/>
+              </w:rPr>
+              <w:t>中英对比</w:t>
+            </w:r>
+          </w:p>
+        </w:tc>
+        <w:tc>
+          <w:tcPr>
+            <w:tcW w:type="dxa" w:w="2608"/>
+          </w:tcPr>
+          <w:p>
+            <w:r/>
+            <w:r>
+              <w:rPr>
+                <w:rFonts w:ascii="微软雅黑" w:hAnsi="微软雅黑" w:eastAsia="微软雅黑"/>
+                <w:sz w:val="18"/>
+              </w:rPr>
+              <w:t>两栏各自滚动</w:t>
+            </w:r>
+          </w:p>
+        </w:tc>
+        <w:tc>
+          <w:tcPr>
+            <w:tcW w:type="dxa" w:w="5216"/>
+          </w:tcPr>
+          <w:p>
+            <w:r/>
+            <w:r>
+              <w:rPr>
+                <w:rFonts w:ascii="微软雅黑" w:hAnsi="微软雅黑" w:eastAsia="微软雅黑"/>
+                <w:sz w:val="18"/>
+              </w:rPr>
+              <w:t>两侧拖动自动同步滚动。硬难点是 pdf.js 文本项之间没有分隔符，句边界定位失败，需要按字符宽度重算</w:t>
+            </w:r>
+          </w:p>
+        </w:tc>
+      </w:tr>
+      <w:tr>
+        <w:tc>
+          <w:tcPr>
+            <w:tcW w:type="dxa" w:w="1361"/>
+          </w:tcPr>
+          <w:p>
+            <w:r/>
+            <w:r>
+              <w:rPr>
+                <w:rFonts w:ascii="微软雅黑" w:hAnsi="微软雅黑" w:eastAsia="微软雅黑"/>
+                <w:sz w:val="18"/>
+              </w:rPr>
+              <w:t>翻译</w:t>
+            </w:r>
+          </w:p>
+        </w:tc>
+        <w:tc>
+          <w:tcPr>
+            <w:tcW w:type="dxa" w:w="2608"/>
+          </w:tcPr>
+          <w:p>
+            <w:r/>
+            <w:r>
+              <w:rPr>
+                <w:rFonts w:ascii="微软雅黑" w:hAnsi="微软雅黑" w:eastAsia="微软雅黑"/>
+                <w:sz w:val="18"/>
+              </w:rPr>
+              <w:t>整篇翻译或划词翻译二选一</w:t>
+            </w:r>
+          </w:p>
+        </w:tc>
+        <w:tc>
+          <w:tcPr>
+            <w:tcW w:type="dxa" w:w="5216"/>
+          </w:tcPr>
+          <w:p>
+            <w:r/>
+            <w:r>
+              <w:rPr>
+                <w:rFonts w:ascii="微软雅黑" w:hAnsi="微软雅黑" w:eastAsia="微软雅黑"/>
+                <w:sz w:val="18"/>
+              </w:rPr>
+              <w:t>三种模式并存：整篇左右对照、划词、悬停（鼠标停 450ms 旁边弹中文）。代码与公式保留原文不翻，这是学术翻译的硬要求</w:t>
+            </w:r>
+          </w:p>
+        </w:tc>
+      </w:tr>
+      <w:tr>
+        <w:tc>
+          <w:tcPr>
+            <w:tcW w:type="dxa" w:w="1361"/>
+          </w:tcPr>
+          <w:p>
+            <w:r/>
+            <w:r>
+              <w:rPr>
+                <w:rFonts w:ascii="微软雅黑" w:hAnsi="微软雅黑" w:eastAsia="微软雅黑"/>
+                <w:sz w:val="18"/>
+              </w:rPr>
+              <w:t>证据溯源</w:t>
+            </w:r>
+          </w:p>
+        </w:tc>
+        <w:tc>
+          <w:tcPr>
+            <w:tcW w:type="dxa" w:w="2608"/>
+          </w:tcPr>
+          <w:p>
+            <w:r/>
+            <w:r>
+              <w:rPr>
+                <w:rFonts w:ascii="微软雅黑" w:hAnsi="微软雅黑" w:eastAsia="微软雅黑"/>
+                <w:sz w:val="18"/>
+              </w:rPr>
+              <w:t>只给一段文字说「来自第 7 页」</w:t>
+            </w:r>
+          </w:p>
+        </w:tc>
+        <w:tc>
+          <w:tcPr>
+            <w:tcW w:type="dxa" w:w="5216"/>
+          </w:tcPr>
+          <w:p>
+            <w:r/>
+            <w:r>
+              <w:rPr>
+                <w:rFonts w:ascii="微软雅黑" w:hAnsi="微软雅黑" w:eastAsia="微软雅黑"/>
+                <w:sz w:val="18"/>
+              </w:rPr>
+              <w:t>每条结论下挂证据卡片，点一下跳到 PDF 那一页并高亮原文，可以自己核对</w:t>
+            </w:r>
+          </w:p>
+        </w:tc>
+      </w:tr>
+    </w:tbl>
+    <w:p/>
+    <w:p>
+      <w:pPr>
+        <w:pStyle w:val="Heading2"/>
+      </w:pPr>
+      <w:r>
+        <w:t>7.4 其他值得记录的工程细节</w:t>
       </w:r>
     </w:p>
     <w:p>
       <w:r>
-        <w:t>项目的不少细节来自真实调试而非设计推演：Graphviz 中文豆腐块、mermaid-cli 在 Windows 上的 shutil.which 陷阱、小数轴阈值、雷达图量纲归一、pdf.js 文本项之间无分隔符导致句边界定位失败、以及「融合分」与「重排分」量纲混淆。这些已写入 README 的技术决策记录。</w:t>
+        <w:t>这些细节不属于三大创新点，但都是真实调试出来的，不是设计推演的产物：Graphviz 中文豆腐块（默认字体不含 CJK 字形，需渲染前注入）、mermaid-cli 在 Windows 上的 shutil.which 陷阱（会优先命中 npm 的无扩展名脚本，报「不是有效的 Win32 应用程序」）、对数轴阈值取 100 倍（参数量跨度 1600 倍用对数轴，准确率 86~93% 不跨数量级反而不能对数）、雷达图逐列归一（各维量纲不同会互相吃掉）、以及 caption 生成只给统计摘要不给图（给图模型会描述出图上并不存在的趋势）。这些已写入 README 的技术决策记录。</w:t>
       </w:r>
     </w:p>
     <w:p>
@@ -4131,7 +6616,12 @@
         <w:pStyle w:val="Heading1"/>
       </w:pPr>
       <w:r>
-        <w:t>八、验收与复现</w:t>
+        <w:t>八、AI 协同贡献与 Prompt 调优策略</w:t>
+      </w:r>
+    </w:p>
+    <w:p>
+      <w:r>
+        <w:t>赛题规则 3.4 明确要求：允许并鼓励使用 AI 辅助编程工具，但参赛者须理解并掌控项目的核心架构逻辑，并在技术文档中清晰说明 AI 的协同贡献与 Prompt 调优策略。本章如实交代这件事，包括 AI 帮上了什么、以及哪里必须由人接手。</w:t>
       </w:r>
     </w:p>
     <w:p>
@@ -4139,7 +6629,612 @@
         <w:pStyle w:val="Heading2"/>
       </w:pPr>
       <w:r>
-        <w:t>8.1 快速启动</w:t>
+        <w:t>8.1 AI 参与的部分与人工掌控的部分</w:t>
+      </w:r>
+    </w:p>
+    <w:tbl>
+      <w:tblPr>
+        <w:tblStyle w:val="LightGrid-Accent1"/>
+        <w:jc w:val="center"/>
+        <w:tblLook w:firstColumn="1" w:firstRow="1" w:lastColumn="0" w:lastRow="0" w:noHBand="0" w:noVBand="1" w:val="04A0"/>
+        <w:tblW w:w="9185" w:type="dxa"/>
+        <w:tblLayout w:type="fixed"/>
+        <w:tblCellMar>
+          <w:left w:w="45" w:type="dxa"/>
+          <w:right w:w="45" w:type="dxa"/>
+        </w:tblCellMar>
+      </w:tblPr>
+      <w:tblGrid>
+        <w:gridCol w:w="1927"/>
+        <w:gridCol w:w="3175"/>
+        <w:gridCol w:w="4082"/>
+      </w:tblGrid>
+      <w:tr>
+        <w:tc>
+          <w:tcPr>
+            <w:tcW w:type="dxa" w:w="1928"/>
+          </w:tcPr>
+          <w:p>
+            <w:r/>
+            <w:r>
+              <w:rPr>
+                <w:rFonts w:ascii="微软雅黑" w:hAnsi="微软雅黑" w:eastAsia="微软雅黑"/>
+                <w:b/>
+                <w:sz w:val="19"/>
+              </w:rPr>
+              <w:t>环节</w:t>
+            </w:r>
+          </w:p>
+        </w:tc>
+        <w:tc>
+          <w:tcPr>
+            <w:tcW w:type="dxa" w:w="3175"/>
+          </w:tcPr>
+          <w:p>
+            <w:r/>
+            <w:r>
+              <w:rPr>
+                <w:rFonts w:ascii="微软雅黑" w:hAnsi="微软雅黑" w:eastAsia="微软雅黑"/>
+                <w:b/>
+                <w:sz w:val="19"/>
+              </w:rPr>
+              <w:t>AI 参与方式</w:t>
+            </w:r>
+          </w:p>
+        </w:tc>
+        <w:tc>
+          <w:tcPr>
+            <w:tcW w:type="dxa" w:w="4082"/>
+          </w:tcPr>
+          <w:p>
+            <w:r/>
+            <w:r>
+              <w:rPr>
+                <w:rFonts w:ascii="微软雅黑" w:hAnsi="微软雅黑" w:eastAsia="微软雅黑"/>
+                <w:b/>
+                <w:sz w:val="19"/>
+              </w:rPr>
+              <w:t>人工掌控点</w:t>
+            </w:r>
+          </w:p>
+        </w:tc>
+      </w:tr>
+      <w:tr>
+        <w:tc>
+          <w:tcPr>
+            <w:tcW w:type="dxa" w:w="1928"/>
+          </w:tcPr>
+          <w:p>
+            <w:r/>
+            <w:r>
+              <w:rPr>
+                <w:rFonts w:ascii="微软雅黑" w:hAnsi="微软雅黑" w:eastAsia="微软雅黑"/>
+                <w:sz w:val="18"/>
+              </w:rPr>
+              <w:t>架构与模块划分</w:t>
+            </w:r>
+          </w:p>
+        </w:tc>
+        <w:tc>
+          <w:tcPr>
+            <w:tcW w:type="dxa" w:w="3175"/>
+          </w:tcPr>
+          <w:p>
+            <w:r/>
+            <w:r>
+              <w:rPr>
+                <w:rFonts w:ascii="微软雅黑" w:hAnsi="微软雅黑" w:eastAsia="微软雅黑"/>
+                <w:sz w:val="18"/>
+              </w:rPr>
+              <w:t>按人工给出的模块边界补写实现</w:t>
+            </w:r>
+          </w:p>
+        </w:tc>
+        <w:tc>
+          <w:tcPr>
+            <w:tcW w:type="dxa" w:w="4082"/>
+          </w:tcPr>
+          <w:p>
+            <w:r/>
+            <w:r>
+              <w:rPr>
+                <w:rFonts w:ascii="微软雅黑" w:hAnsi="微软雅黑" w:eastAsia="微软雅黑"/>
+                <w:sz w:val="18"/>
+              </w:rPr>
+              <w:t>分层、单进程形态、四角色命名、哪些功能砍掉，全部由人决定</w:t>
+            </w:r>
+          </w:p>
+        </w:tc>
+      </w:tr>
+      <w:tr>
+        <w:tc>
+          <w:tcPr>
+            <w:tcW w:type="dxa" w:w="1928"/>
+          </w:tcPr>
+          <w:p>
+            <w:r/>
+            <w:r>
+              <w:rPr>
+                <w:rFonts w:ascii="微软雅黑" w:hAnsi="微软雅黑" w:eastAsia="微软雅黑"/>
+                <w:sz w:val="18"/>
+              </w:rPr>
+              <w:t>提示词初稿</w:t>
+            </w:r>
+          </w:p>
+        </w:tc>
+        <w:tc>
+          <w:tcPr>
+            <w:tcW w:type="dxa" w:w="3175"/>
+          </w:tcPr>
+          <w:p>
+            <w:r/>
+            <w:r>
+              <w:rPr>
+                <w:rFonts w:ascii="微软雅黑" w:hAnsi="微软雅黑" w:eastAsia="微软雅黑"/>
+                <w:sz w:val="18"/>
+              </w:rPr>
+              <w:t>生成第一版提示词</w:t>
+            </w:r>
+          </w:p>
+        </w:tc>
+        <w:tc>
+          <w:tcPr>
+            <w:tcW w:type="dxa" w:w="4082"/>
+          </w:tcPr>
+          <w:p>
+            <w:r/>
+            <w:r>
+              <w:rPr>
+                <w:rFonts w:ascii="微软雅黑" w:hAnsi="微软雅黑" w:eastAsia="微软雅黑"/>
+                <w:sz w:val="18"/>
+              </w:rPr>
+              <w:t>角色约束、拒答条件、输出格式、few-shot 示例逐条审改</w:t>
+            </w:r>
+          </w:p>
+        </w:tc>
+      </w:tr>
+      <w:tr>
+        <w:tc>
+          <w:tcPr>
+            <w:tcW w:type="dxa" w:w="1928"/>
+          </w:tcPr>
+          <w:p>
+            <w:r/>
+            <w:r>
+              <w:rPr>
+                <w:rFonts w:ascii="微软雅黑" w:hAnsi="微软雅黑" w:eastAsia="微软雅黑"/>
+                <w:sz w:val="18"/>
+              </w:rPr>
+              <w:t>缺陷定位</w:t>
+            </w:r>
+          </w:p>
+        </w:tc>
+        <w:tc>
+          <w:tcPr>
+            <w:tcW w:type="dxa" w:w="3175"/>
+          </w:tcPr>
+          <w:p>
+            <w:r/>
+            <w:r>
+              <w:rPr>
+                <w:rFonts w:ascii="微软雅黑" w:hAnsi="微软雅黑" w:eastAsia="微软雅黑"/>
+                <w:sz w:val="18"/>
+              </w:rPr>
+              <w:t>辅助阅读堆栈、提出假设</w:t>
+            </w:r>
+          </w:p>
+        </w:tc>
+        <w:tc>
+          <w:tcPr>
+            <w:tcW w:type="dxa" w:w="4082"/>
+          </w:tcPr>
+          <w:p>
+            <w:r/>
+            <w:r>
+              <w:rPr>
+                <w:rFonts w:ascii="微软雅黑" w:hAnsi="微软雅黑" w:eastAsia="微软雅黑"/>
+                <w:sz w:val="18"/>
+              </w:rPr>
+              <w:t>所有根因判断都回到代码与实测数据验证后才采纳</w:t>
+            </w:r>
+          </w:p>
+        </w:tc>
+      </w:tr>
+      <w:tr>
+        <w:tc>
+          <w:tcPr>
+            <w:tcW w:type="dxa" w:w="1928"/>
+          </w:tcPr>
+          <w:p>
+            <w:r/>
+            <w:r>
+              <w:rPr>
+                <w:rFonts w:ascii="微软雅黑" w:hAnsi="微软雅黑" w:eastAsia="微软雅黑"/>
+                <w:sz w:val="18"/>
+              </w:rPr>
+              <w:t>测试补齐</w:t>
+            </w:r>
+          </w:p>
+        </w:tc>
+        <w:tc>
+          <w:tcPr>
+            <w:tcW w:type="dxa" w:w="3175"/>
+          </w:tcPr>
+          <w:p>
+            <w:r/>
+            <w:r>
+              <w:rPr>
+                <w:rFonts w:ascii="微软雅黑" w:hAnsi="微软雅黑" w:eastAsia="微软雅黑"/>
+                <w:sz w:val="18"/>
+              </w:rPr>
+              <w:t>按人工描述的用例意图写测试</w:t>
+            </w:r>
+          </w:p>
+        </w:tc>
+        <w:tc>
+          <w:tcPr>
+            <w:tcW w:type="dxa" w:w="4082"/>
+          </w:tcPr>
+          <w:p>
+            <w:r/>
+            <w:r>
+              <w:rPr>
+                <w:rFonts w:ascii="微软雅黑" w:hAnsi="微软雅黑" w:eastAsia="微软雅黑"/>
+                <w:sz w:val="18"/>
+              </w:rPr>
+              <w:t>测试该断言什么、哪些不确定逻辑不该断言，由人定</w:t>
+            </w:r>
+          </w:p>
+        </w:tc>
+      </w:tr>
+      <w:tr>
+        <w:tc>
+          <w:tcPr>
+            <w:tcW w:type="dxa" w:w="1928"/>
+          </w:tcPr>
+          <w:p>
+            <w:r/>
+            <w:r>
+              <w:rPr>
+                <w:rFonts w:ascii="微软雅黑" w:hAnsi="微软雅黑" w:eastAsia="微软雅黑"/>
+                <w:sz w:val="18"/>
+              </w:rPr>
+              <w:t>文档与讲稿</w:t>
+            </w:r>
+          </w:p>
+        </w:tc>
+        <w:tc>
+          <w:tcPr>
+            <w:tcW w:type="dxa" w:w="3175"/>
+          </w:tcPr>
+          <w:p>
+            <w:r/>
+            <w:r>
+              <w:rPr>
+                <w:rFonts w:ascii="微软雅黑" w:hAnsi="微软雅黑" w:eastAsia="微软雅黑"/>
+                <w:sz w:val="18"/>
+              </w:rPr>
+              <w:t>按提纲成稿</w:t>
+            </w:r>
+          </w:p>
+        </w:tc>
+        <w:tc>
+          <w:tcPr>
+            <w:tcW w:type="dxa" w:w="4082"/>
+          </w:tcPr>
+          <w:p>
+            <w:r/>
+            <w:r>
+              <w:rPr>
+                <w:rFonts w:ascii="微软雅黑" w:hAnsi="微软雅黑" w:eastAsia="微软雅黑"/>
+                <w:sz w:val="18"/>
+              </w:rPr>
+              <w:t>所有数字必须由脚本实测得出，不允许 AI 直接写数</w:t>
+            </w:r>
+          </w:p>
+        </w:tc>
+      </w:tr>
+    </w:tbl>
+    <w:p/>
+    <w:p>
+      <w:r>
+        <w:t>一条硬纪律贯穿全程：文档里出现的每一个数字，都必须有一条能复现它的命令。本项目曾出现过「测试 364 条」「接口 33 个」这类沿用了很久的旧数字，就是靠逐个跑命令才发现的。现在这些数字由 scripts/build_tech_doc.py 在生成文档时现场统计，比如测试数直接调 pytest --co 取真实收集数（当前 444 条），路由数扫 app/main.py 的装饰器（当前 44 个）。</w:t>
+      </w:r>
+    </w:p>
+    <w:p>
+      <w:pPr>
+        <w:pStyle w:val="Heading2"/>
+      </w:pPr>
+      <w:r>
+        <w:t>8.2 Prompt 调优策略</w:t>
+      </w:r>
+    </w:p>
+    <w:p>
+      <w:r>
+        <w:t>本项目的提示词不是「一段话反复调」，而是按角色拆开，每个角色解决一类确定的问题。调优主要围绕四条策略：</w:t>
+      </w:r>
+    </w:p>
+    <w:tbl>
+      <w:tblPr>
+        <w:tblStyle w:val="LightGrid-Accent1"/>
+        <w:jc w:val="center"/>
+        <w:tblLook w:firstColumn="1" w:firstRow="1" w:lastColumn="0" w:lastRow="0" w:noHBand="0" w:noVBand="1" w:val="04A0"/>
+        <w:tblW w:w="9185" w:type="dxa"/>
+        <w:tblLayout w:type="fixed"/>
+        <w:tblCellMar>
+          <w:left w:w="45" w:type="dxa"/>
+          <w:right w:w="45" w:type="dxa"/>
+        </w:tblCellMar>
+      </w:tblPr>
+      <w:tblGrid>
+        <w:gridCol w:w="2041"/>
+        <w:gridCol w:w="3628"/>
+        <w:gridCol w:w="3515"/>
+      </w:tblGrid>
+      <w:tr>
+        <w:tc>
+          <w:tcPr>
+            <w:tcW w:type="dxa" w:w="2041"/>
+          </w:tcPr>
+          <w:p>
+            <w:r/>
+            <w:r>
+              <w:rPr>
+                <w:rFonts w:ascii="微软雅黑" w:hAnsi="微软雅黑" w:eastAsia="微软雅黑"/>
+                <w:b/>
+                <w:sz w:val="19"/>
+              </w:rPr>
+              <w:t>策略</w:t>
+            </w:r>
+          </w:p>
+        </w:tc>
+        <w:tc>
+          <w:tcPr>
+            <w:tcW w:type="dxa" w:w="3628"/>
+          </w:tcPr>
+          <w:p>
+            <w:r/>
+            <w:r>
+              <w:rPr>
+                <w:rFonts w:ascii="微软雅黑" w:hAnsi="微软雅黑" w:eastAsia="微软雅黑"/>
+                <w:b/>
+                <w:sz w:val="19"/>
+              </w:rPr>
+              <w:t>具体做法</w:t>
+            </w:r>
+          </w:p>
+        </w:tc>
+        <w:tc>
+          <w:tcPr>
+            <w:tcW w:type="dxa" w:w="3515"/>
+          </w:tcPr>
+          <w:p>
+            <w:r/>
+            <w:r>
+              <w:rPr>
+                <w:rFonts w:ascii="微软雅黑" w:hAnsi="微软雅黑" w:eastAsia="微软雅黑"/>
+                <w:b/>
+                <w:sz w:val="19"/>
+              </w:rPr>
+              <w:t>解决的什么病</w:t>
+            </w:r>
+          </w:p>
+        </w:tc>
+      </w:tr>
+      <w:tr>
+        <w:tc>
+          <w:tcPr>
+            <w:tcW w:type="dxa" w:w="2041"/>
+          </w:tcPr>
+          <w:p>
+            <w:r/>
+            <w:r>
+              <w:rPr>
+                <w:rFonts w:ascii="微软雅黑" w:hAnsi="微软雅黑" w:eastAsia="微软雅黑"/>
+                <w:sz w:val="18"/>
+              </w:rPr>
+              <w:t>结构约束优先于措辞约束</w:t>
+            </w:r>
+          </w:p>
+        </w:tc>
+        <w:tc>
+          <w:tcPr>
+            <w:tcW w:type="dxa" w:w="3628"/>
+          </w:tcPr>
+          <w:p>
+            <w:r/>
+            <w:r>
+              <w:rPr>
+                <w:rFonts w:ascii="微软雅黑" w:hAnsi="微软雅黑" w:eastAsia="微软雅黑"/>
+                <w:sz w:val="18"/>
+              </w:rPr>
+              <w:t>不写「请不要编造」，而是让它没有编造的入口：参考文献由代码生成</w:t>
+            </w:r>
+          </w:p>
+        </w:tc>
+        <w:tc>
+          <w:tcPr>
+            <w:tcW w:type="dxa" w:w="3515"/>
+          </w:tcPr>
+          <w:p>
+            <w:r/>
+            <w:r>
+              <w:rPr>
+                <w:rFonts w:ascii="微软雅黑" w:hAnsi="微软雅黑" w:eastAsia="微软雅黑"/>
+                <w:sz w:val="18"/>
+              </w:rPr>
+              <w:t>措辞约束在长上下文里会被稀释，结构约束不会</w:t>
+            </w:r>
+          </w:p>
+        </w:tc>
+      </w:tr>
+      <w:tr>
+        <w:tc>
+          <w:tcPr>
+            <w:tcW w:type="dxa" w:w="2041"/>
+          </w:tcPr>
+          <w:p>
+            <w:r/>
+            <w:r>
+              <w:rPr>
+                <w:rFonts w:ascii="微软雅黑" w:hAnsi="微软雅黑" w:eastAsia="微软雅黑"/>
+                <w:sz w:val="18"/>
+              </w:rPr>
+              <w:t>拒答条件显式写死</w:t>
+            </w:r>
+          </w:p>
+        </w:tc>
+        <w:tc>
+          <w:tcPr>
+            <w:tcW w:type="dxa" w:w="3628"/>
+          </w:tcPr>
+          <w:p>
+            <w:r/>
+            <w:r>
+              <w:rPr>
+                <w:rFonts w:ascii="微软雅黑" w:hAnsi="微软雅黑" w:eastAsia="微软雅黑"/>
+                <w:sz w:val="18"/>
+              </w:rPr>
+              <w:t>证据不足时必须输出「资料不足」，并给出缺什么</w:t>
+            </w:r>
+          </w:p>
+        </w:tc>
+        <w:tc>
+          <w:tcPr>
+            <w:tcW w:type="dxa" w:w="3515"/>
+          </w:tcPr>
+          <w:p>
+            <w:r/>
+            <w:r>
+              <w:rPr>
+                <w:rFonts w:ascii="微软雅黑" w:hAnsi="微软雅黑" w:eastAsia="微软雅黑"/>
+                <w:sz w:val="18"/>
+              </w:rPr>
+              <w:t>模型天然倾向于给一个像样的答案，哪怕没有依据</w:t>
+            </w:r>
+          </w:p>
+        </w:tc>
+      </w:tr>
+      <w:tr>
+        <w:tc>
+          <w:tcPr>
+            <w:tcW w:type="dxa" w:w="2041"/>
+          </w:tcPr>
+          <w:p>
+            <w:r/>
+            <w:r>
+              <w:rPr>
+                <w:rFonts w:ascii="微软雅黑" w:hAnsi="微软雅黑" w:eastAsia="微软雅黑"/>
+                <w:sz w:val="18"/>
+              </w:rPr>
+              <w:t>输出格式由代码兜底</w:t>
+            </w:r>
+          </w:p>
+        </w:tc>
+        <w:tc>
+          <w:tcPr>
+            <w:tcW w:type="dxa" w:w="3628"/>
+          </w:tcPr>
+          <w:p>
+            <w:r/>
+            <w:r>
+              <w:rPr>
+                <w:rFonts w:ascii="微软雅黑" w:hAnsi="微软雅黑" w:eastAsia="微软雅黑"/>
+                <w:sz w:val="18"/>
+              </w:rPr>
+              <w:t>要求标 [C1] 这类 key，生成后校验池外 key 即判失败</w:t>
+            </w:r>
+          </w:p>
+        </w:tc>
+        <w:tc>
+          <w:tcPr>
+            <w:tcW w:type="dxa" w:w="3515"/>
+          </w:tcPr>
+          <w:p>
+            <w:r/>
+            <w:r>
+              <w:rPr>
+                <w:rFonts w:ascii="微软雅黑" w:hAnsi="微软雅黑" w:eastAsia="微软雅黑"/>
+                <w:sz w:val="18"/>
+              </w:rPr>
+              <w:t>模型偶尔会自创编号，只靠提示词拦不住</w:t>
+            </w:r>
+          </w:p>
+        </w:tc>
+      </w:tr>
+      <w:tr>
+        <w:tc>
+          <w:tcPr>
+            <w:tcW w:type="dxa" w:w="2041"/>
+          </w:tcPr>
+          <w:p>
+            <w:r/>
+            <w:r>
+              <w:rPr>
+                <w:rFonts w:ascii="微软雅黑" w:hAnsi="微软雅黑" w:eastAsia="微软雅黑"/>
+                <w:sz w:val="18"/>
+              </w:rPr>
+              <w:t>上下文只给必要的</w:t>
+            </w:r>
+          </w:p>
+        </w:tc>
+        <w:tc>
+          <w:tcPr>
+            <w:tcW w:type="dxa" w:w="3628"/>
+          </w:tcPr>
+          <w:p>
+            <w:r/>
+            <w:r>
+              <w:rPr>
+                <w:rFonts w:ascii="微软雅黑" w:hAnsi="微软雅黑" w:eastAsia="微软雅黑"/>
+                <w:sz w:val="18"/>
+              </w:rPr>
+              <w:t>重排后只把最相关的若干片段交给模型</w:t>
+            </w:r>
+          </w:p>
+        </w:tc>
+        <w:tc>
+          <w:tcPr>
+            <w:tcW w:type="dxa" w:w="3515"/>
+          </w:tcPr>
+          <w:p>
+            <w:r/>
+            <w:r>
+              <w:rPr>
+                <w:rFonts w:ascii="微软雅黑" w:hAnsi="微软雅黑" w:eastAsia="微软雅黑"/>
+                <w:sz w:val="18"/>
+              </w:rPr>
+              <w:t>塞满上下文既贵又让模型注意力涣散</w:t>
+            </w:r>
+          </w:p>
+        </w:tc>
+      </w:tr>
+    </w:tbl>
+    <w:p/>
+    <w:p>
+      <w:r>
+        <w:t>另外记录一次真实的提示词事故：图表 caption 生成最初把统计摘要和图一起给模型，结果模型描述出了图上并不存在的趋势。修法是只给统计摘要、不给图——这个改动把「模型看图猜」变成「模型复述数据」，从根上消除了那类幻觉。</w:t>
+      </w:r>
+    </w:p>
+    <w:p>
+      <w:r>
+        <w:br w:type="page"/>
+      </w:r>
+    </w:p>
+    <w:p>
+      <w:pPr>
+        <w:pStyle w:val="Heading1"/>
+      </w:pPr>
+      <w:r>
+        <w:t>九、验收与复现</w:t>
+      </w:r>
+    </w:p>
+    <w:p>
+      <w:pPr>
+        <w:pStyle w:val="Heading2"/>
+      </w:pPr>
+      <w:r>
+        <w:t>9.1 快速启动</w:t>
       </w:r>
     </w:p>
     <w:p>
@@ -4178,7 +7273,7 @@
         <w:pStyle w:val="Heading2"/>
       </w:pPr>
       <w:r>
-        <w:t>8.2 自检脚本</w:t>
+        <w:t>9.2 自检脚本</w:t>
       </w:r>
     </w:p>
     <w:tbl>
@@ -4430,7 +7525,7 @@
         <w:pStyle w:val="Heading2"/>
       </w:pPr>
       <w:r>
-        <w:t>8.3 质量门禁</w:t>
+        <w:t>9.3 质量门禁</w:t>
       </w:r>
     </w:p>
     <w:p>
@@ -4446,7 +7541,7 @@
         </w:rPr>
         <w:t>ruff check .                 # All checks passed!</w:t>
         <w:br/>
-        <w:t>pytest tests -q              # 364 passed</w:t>
+        <w:t>pytest tests -q              # 444 passed</w:t>
         <w:br/>
         <w:t>python scripts/check_deps.py # ✓ 依赖清单覆盖全部 import</w:t>
       </w:r>
@@ -4466,7 +7561,7 @@
         <w:pStyle w:val="Heading1"/>
       </w:pPr>
       <w:r>
-        <w:t>九、已知局限与后续工作</w:t>
+        <w:t>十、已知局限与后续工作</w:t>
       </w:r>
     </w:p>
     <w:tbl>

--- a/技术文档/科研小助手-技术文档.docx
+++ b/技术文档/科研小助手-技术文档.docx
@@ -287,7 +287,7 @@
                 <w:rFonts w:ascii="微软雅黑" w:hAnsi="微软雅黑" w:eastAsia="微软雅黑"/>
                 <w:sz w:val="18"/>
               </w:rPr>
-              <w:t>39 篇 / 961 章节 / 282 表 / 287 图</w:t>
+              <w:t>41 篇 / 1024 章节 / 293 表 / 303 图</w:t>
             </w:r>
           </w:p>
         </w:tc>
@@ -631,7 +631,7 @@
                 <w:rFonts w:ascii="微软雅黑" w:hAnsi="微软雅黑" w:eastAsia="微软雅黑"/>
                 <w:sz w:val="18"/>
               </w:rPr>
-              <w:t>14,320 行</w:t>
+              <w:t>14,982 行</w:t>
             </w:r>
           </w:p>
         </w:tc>
@@ -678,7 +678,7 @@
                 <w:rFonts w:ascii="微软雅黑" w:hAnsi="微软雅黑" w:eastAsia="微软雅黑"/>
                 <w:sz w:val="18"/>
               </w:rPr>
-              <w:t>24,938 行</w:t>
+              <w:t>25,231 行</w:t>
             </w:r>
           </w:p>
         </w:tc>
@@ -725,7 +725,7 @@
                 <w:rFonts w:ascii="微软雅黑" w:hAnsi="微软雅黑" w:eastAsia="微软雅黑"/>
                 <w:sz w:val="18"/>
               </w:rPr>
-              <w:t>6,145 行</w:t>
+              <w:t>6,741 行</w:t>
             </w:r>
           </w:p>
         </w:tc>
@@ -772,7 +772,7 @@
                 <w:rFonts w:ascii="微软雅黑" w:hAnsi="微软雅黑" w:eastAsia="微软雅黑"/>
                 <w:sz w:val="18"/>
               </w:rPr>
-              <w:t>5,645 行</w:t>
+              <w:t>4,286 行</w:t>
             </w:r>
           </w:p>
         </w:tc>
@@ -866,7 +866,7 @@
                 <w:rFonts w:ascii="微软雅黑" w:hAnsi="微软雅黑" w:eastAsia="微软雅黑"/>
                 <w:sz w:val="18"/>
               </w:rPr>
-              <w:t>pytest 收集 444 个，全部通过</w:t>
+              <w:t>pytest 收集 481 个，全部通过</w:t>
             </w:r>
           </w:p>
         </w:tc>
@@ -1944,7 +1944,7 @@
     </w:p>
     <w:p>
       <w:r>
-        <w:t>修复后作者抽取覆盖 38/39 篇，全部使用真实人名而非占位符。这条链路有独立回归测试 tests/test_authors.py（215 行）。</w:t>
+        <w:t>修复后作者抽取覆盖 40/41 篇，全部使用真实人名而非占位符。这条链路有独立回归测试 tests/test_authors.py（215 行）。</w:t>
       </w:r>
     </w:p>
     <w:p>
@@ -3850,6 +3850,252 @@
     </w:p>
     <w:p>
       <w:pPr>
+        <w:pStyle w:val="Heading3"/>
+      </w:pPr>
+      <w:r>
+        <w:t>5.1.1 检索词是整条链路的第一道关</w:t>
+      </w:r>
+    </w:p>
+    <w:p>
+      <w:r>
+        <w:t>候选集约束生成只保证「引用的一定真实」，不保证「真实的一定相关」。如果检索词打偏，候选池里全是无关文献，模型要么硬着头皮引用（比编造更糟），要么一条都不引（参考文献为空）。赛事级检验在这里查出三个连锁缺陷：</w:t>
+      </w:r>
+    </w:p>
+    <w:tbl>
+      <w:tblPr>
+        <w:tblStyle w:val="LightGrid-Accent1"/>
+        <w:jc w:val="center"/>
+        <w:tblLook w:firstColumn="1" w:firstRow="1" w:lastColumn="0" w:lastRow="0" w:noHBand="0" w:noVBand="1" w:val="04A0"/>
+        <w:tblW w:w="9072" w:type="dxa"/>
+        <w:tblLayout w:type="fixed"/>
+        <w:tblCellMar>
+          <w:left w:w="45" w:type="dxa"/>
+          <w:right w:w="45" w:type="dxa"/>
+        </w:tblCellMar>
+      </w:tblPr>
+      <w:tblGrid>
+        <w:gridCol w:w="1927"/>
+        <w:gridCol w:w="3402"/>
+        <w:gridCol w:w="3742"/>
+      </w:tblGrid>
+      <w:tr>
+        <w:tc>
+          <w:tcPr>
+            <w:tcW w:type="dxa" w:w="1928"/>
+          </w:tcPr>
+          <w:p>
+            <w:r/>
+            <w:r>
+              <w:rPr>
+                <w:rFonts w:ascii="微软雅黑" w:hAnsi="微软雅黑" w:eastAsia="微软雅黑"/>
+                <w:b/>
+                <w:sz w:val="19"/>
+              </w:rPr>
+              <w:t>缺陷</w:t>
+            </w:r>
+          </w:p>
+        </w:tc>
+        <w:tc>
+          <w:tcPr>
+            <w:tcW w:type="dxa" w:w="3402"/>
+          </w:tcPr>
+          <w:p>
+            <w:r/>
+            <w:r>
+              <w:rPr>
+                <w:rFonts w:ascii="微软雅黑" w:hAnsi="微软雅黑" w:eastAsia="微软雅黑"/>
+                <w:b/>
+                <w:sz w:val="19"/>
+              </w:rPr>
+              <w:t>实测现象</w:t>
+            </w:r>
+          </w:p>
+        </w:tc>
+        <w:tc>
+          <w:tcPr>
+            <w:tcW w:type="dxa" w:w="3742"/>
+          </w:tcPr>
+          <w:p>
+            <w:r/>
+            <w:r>
+              <w:rPr>
+                <w:rFonts w:ascii="微软雅黑" w:hAnsi="微软雅黑" w:eastAsia="微软雅黑"/>
+                <w:b/>
+                <w:sz w:val="19"/>
+              </w:rPr>
+              <w:t>根因与修法</w:t>
+            </w:r>
+          </w:p>
+        </w:tc>
+      </w:tr>
+      <w:tr>
+        <w:tc>
+          <w:tcPr>
+            <w:tcW w:type="dxa" w:w="1928"/>
+          </w:tcPr>
+          <w:p>
+            <w:r/>
+            <w:r>
+              <w:rPr>
+                <w:rFonts w:ascii="微软雅黑" w:hAnsi="微软雅黑" w:eastAsia="微软雅黑"/>
+                <w:sz w:val="18"/>
+              </w:rPr>
+              <w:t>中文 idea 被切成虚词打头的碎片</w:t>
+            </w:r>
+          </w:p>
+        </w:tc>
+        <w:tc>
+          <w:tcPr>
+            <w:tcW w:type="dxa" w:w="3402"/>
+          </w:tcPr>
+          <w:p>
+            <w:r/>
+            <w:r>
+              <w:rPr>
+                <w:rFonts w:ascii="微软雅黑" w:hAnsi="微软雅黑" w:eastAsia="微软雅黑"/>
+                <w:sz w:val="18"/>
+              </w:rPr>
+              <w:t>「想做一个基于引用关系图谱的论文推荐系统」切成「想做一个基于引用关系图谱 / 的论文推荐系统」，打给 Crossref 捞回《关于拟阵基图一个猜想的证明》等图论数学论文</w:t>
+            </w:r>
+          </w:p>
+        </w:tc>
+        <w:tc>
+          <w:tcPr>
+            <w:tcW w:type="dxa" w:w="3742"/>
+          </w:tcPr>
+          <w:p>
+            <w:r/>
+            <w:r>
+              <w:rPr>
+                <w:rFonts w:ascii="微软雅黑" w:hAnsi="微软雅黑" w:eastAsia="微软雅黑"/>
+                <w:sz w:val="18"/>
+              </w:rPr>
+              <w:t>原实现按字数硬切 4~12 字。改为按标点与虚词（想/我们/基于/通过/的/和…）切分，只保留 3 字以上的纯汉字块，英文词组优先生成</w:t>
+            </w:r>
+          </w:p>
+        </w:tc>
+      </w:tr>
+      <w:tr>
+        <w:tc>
+          <w:tcPr>
+            <w:tcW w:type="dxa" w:w="1928"/>
+          </w:tcPr>
+          <w:p>
+            <w:r/>
+            <w:r>
+              <w:rPr>
+                <w:rFonts w:ascii="微软雅黑" w:hAnsi="微软雅黑" w:eastAsia="微软雅黑"/>
+                <w:sz w:val="18"/>
+              </w:rPr>
+              <w:t>arXiv 精确短语搜索对长查询必然空</w:t>
+            </w:r>
+          </w:p>
+        </w:tc>
+        <w:tc>
+          <w:tcPr>
+            <w:tcW w:type="dxa" w:w="3402"/>
+          </w:tcPr>
+          <w:p>
+            <w:r/>
+            <w:r>
+              <w:rPr>
+                <w:rFonts w:ascii="微软雅黑" w:hAnsi="微软雅黑" w:eastAsia="微软雅黑"/>
+                <w:sz w:val="18"/>
+              </w:rPr>
+              <w:t>all:"citation graph based paper recommendation" 实测 0 条命中，而 ti:"citation" AND all:"graph" AND all:"recommendation" 命中 5 条</w:t>
+            </w:r>
+          </w:p>
+        </w:tc>
+        <w:tc>
+          <w:tcPr>
+            <w:tcW w:type="dxa" w:w="3742"/>
+          </w:tcPr>
+          <w:p>
+            <w:r/>
+            <w:r>
+              <w:rPr>
+                <w:rFonts w:ascii="微软雅黑" w:hAnsi="微软雅黑" w:eastAsia="微软雅黑"/>
+                <w:sz w:val="18"/>
+              </w:rPr>
+              <w:t>原实现用的是 all:"整句"。arXiv 的 all: 只认单 token，加引号即要求整句连续出现。改为过滤停用词后，第一个词用 ti: 限定标题保证主题不跑偏，其余词用 all: 放开字段</w:t>
+            </w:r>
+          </w:p>
+        </w:tc>
+      </w:tr>
+      <w:tr>
+        <w:tc>
+          <w:tcPr>
+            <w:tcW w:type="dxa" w:w="1928"/>
+          </w:tcPr>
+          <w:p>
+            <w:r/>
+            <w:r>
+              <w:rPr>
+                <w:rFonts w:ascii="微软雅黑" w:hAnsi="微软雅黑" w:eastAsia="微软雅黑"/>
+                <w:sz w:val="18"/>
+              </w:rPr>
+              <w:t>中文查询在两个数据源都打不到东西</w:t>
+            </w:r>
+          </w:p>
+        </w:tc>
+        <w:tc>
+          <w:tcPr>
+            <w:tcW w:type="dxa" w:w="3402"/>
+          </w:tcPr>
+          <w:p>
+            <w:r/>
+            <w:r>
+              <w:rPr>
+                <w:rFonts w:ascii="微软雅黑" w:hAnsi="微软雅黑" w:eastAsia="微软雅黑"/>
+                <w:sz w:val="18"/>
+              </w:rPr>
+              <w:t>三个完全不同的中文查询（引用关系图谱 / 论文推荐系统 / 文献推荐）在 Crossref 返回的结果一模一样，在 arXiv 返回 0 条</w:t>
+            </w:r>
+          </w:p>
+        </w:tc>
+        <w:tc>
+          <w:tcPr>
+            <w:tcW w:type="dxa" w:w="3742"/>
+          </w:tcPr>
+          <w:p>
+            <w:r/>
+            <w:r>
+              <w:rPr>
+                <w:rFonts w:ascii="微软雅黑" w:hAnsi="微软雅黑" w:eastAsia="微软雅黑"/>
+                <w:sz w:val="18"/>
+              </w:rPr>
+              <w:t>两个源的索引都不做中文分词。补一条英译检索路径：把中文检索词翻成英文再检索一遍，原有中文词保留作兜底</w:t>
+            </w:r>
+          </w:p>
+        </w:tc>
+      </w:tr>
+    </w:tbl>
+    <w:p/>
+    <w:p>
+      <w:r>
+        <w:t>同一个中文 idea 的修复前后对比：候选池从「6 篇图论数学论文」变为「12 篇，其中 10 篇是 arXiv 上真实的引用图谱文献（CitationIE、Refcat、Oignon、Taxonomy Tree Generation from Citation Graph 等）」，参考文献从「1 条且不相关」变为「10 条且全部相关」。</w:t>
+      </w:r>
+    </w:p>
+    <w:p>
+      <w:r>
+        <w:t>英译这一个环节的设计原则是「增强而非必需」：模型不可用、超时、或返回里混了中文，一律当作失败处理并返回空列表，主流程退回纯中文检索。不因为一个可选的增强环节让整个框架生成失败。</w:t>
+      </w:r>
+    </w:p>
+    <w:p>
+      <w:pPr>
+        <w:pStyle w:val="Heading3"/>
+      </w:pPr>
+      <w:r>
+        <w:t>5.1.2 中文标题的判重失效</w:t>
+      </w:r>
+    </w:p>
+    <w:p>
+      <w:r>
+        <w:t>跨来源判重要先把标题归一化成比较键。原实现的归一化正则只保留 [0-9a-z]，把汉字全部删掉——《关于拟阵基图一个猜想的证明》归一化后成了空串，而判重代码用 if k 过滤空键，于是所有中文文献的判重键都为空，判重完全失效。同一篇中文论文被两个查询词各捞一次就进池两次，参考文献里出现三条完全相同的条目（候选池 10 篇里只有 6 篇唯一）。把汉字区间补进正则后，候选池恢复 6/6 唯一。</w:t>
+      </w:r>
+    </w:p>
+    <w:p>
+      <w:pPr>
         <w:pStyle w:val="Heading2"/>
       </w:pPr>
       <w:r>
@@ -4182,6 +4428,29 @@
     </w:p>
     <w:p>
       <w:pPr>
+        <w:pStyle w:val="Heading3"/>
+      </w:pPr>
+      <w:r>
+        <w:t>5.3.1 六种图型全部导不出 PNG</w:t>
+      </w:r>
+    </w:p>
+    <w:p>
+      <w:r>
+        <w:t>赛事级检验发现的现象是：六种图型请求全部返回 200，caption 也写得很像样，但 png_url 全是空串——用户看到一段学术 caption，却拿不到图。日志里的真实错误是 x and y must have same first dimension, but have shapes (8,) and (0,)。</w:t>
+      </w:r>
+    </w:p>
+    <w:p>
+      <w:r>
+        <w:t>根因在选图环节与取数环节的契约不一致：choose_chart 给出的 spec 里 y 是逗号分隔的多列（train_loss,val_loss,accuracy），而取数函数用 y in df.columns 判断单列名，多列时返回空列表，matplotlib 拿到空序列后报维度不匹配，异常被捕获后 PNG 静默为空。修法是取数时按逗号切分并取第一列，纵轴标签也只写这一列——一张静态图叠三条量纲不同的曲线（loss 2.3 与 accuracy 0.5）会把彼此压扁。</w:t>
+      </w:r>
+    </w:p>
+    <w:p>
+      <w:r>
+        <w:t>这条缺陷暴露了测试的盲区：原有的导出测试只用了单列 y（score），永远走不到多列分支。补的回归测试里有一条专门遍历全部六种图型，任何一个出不了图都会报错。</w:t>
+      </w:r>
+    </w:p>
+    <w:p>
+      <w:pPr>
         <w:pStyle w:val="Heading2"/>
       </w:pPr>
       <w:r>
@@ -4191,6 +4460,56 @@
     <w:p>
       <w:r>
         <w:t>与阅读页的英译中方向相反，提示词完全另写。目标是译文能直接塞进 IEEE/ACM 模板，因此硬性要求：只输出译文、正式学术语域、术语一致、长句拆短、数字单位与引用标记原样保留、时态遵循学术惯例、不增不减。支持术语表（每行「中文=English」），分块翻译时把上一块末尾作为上下文，保持术语连贯。</w:t>
+      </w:r>
+    </w:p>
+    <w:p>
+      <w:pPr>
+        <w:pStyle w:val="Heading2"/>
+      </w:pPr>
+      <w:r>
+        <w:t>5.5 赛事级检验：怎么把「能跑」验成「敢给评委看」</w:t>
+      </w:r>
+    </w:p>
+    <w:p>
+      <w:r>
+        <w:t>提交前对赛题 1.1~1.6 六个模块与设置中心逐项做了一次端到端检验，方式不是跑单元测试，而是用真实浏览器和真实接口把评审会看到的路径走一遍。这一轮查出并修掉的缺陷里，没有任何一条是单元测试能发现的——它们的共同特征是「接口返回 200，用户看到的是错的」。</w:t>
+      </w:r>
+    </w:p>
+    <w:p>
+      <w:pPr>
+        <w:pStyle w:val="ListBullet"/>
+      </w:pPr>
+      <w:r>
+        <w:t>用真实数据而不是构造数据：判版式时曾凭论文印象认定某篇是双栏，用 pymupdf 查 blocks 的坐标才发现该文件本身就是单栏重排版（所有 block 横跨 398pt 全宽）。结论是判版式要看几何，不能看论文出处。</w:t>
+      </w:r>
+    </w:p>
+    <w:p>
+      <w:pPr>
+        <w:pStyle w:val="ListBullet"/>
+      </w:pPr>
+      <w:r>
+        <w:t>接口 200 不等于功能正确：图表 PNG 全空、推荐理由泄露内部阈值、译文插图渲染成空链接，三条都是 HTTP 200 且响应结构完整。</w:t>
+      </w:r>
+    </w:p>
+    <w:p>
+      <w:pPr>
+        <w:pStyle w:val="ListBullet"/>
+      </w:pPr>
+      <w:r>
+        <w:t>测试会污染生产数据：一个测试用例 mock 了 Chroma 客户端却没 mock 索引目录，跑完把真实的 BM25 索引写成了 56 字节的空文件，三路召回实际只跑两路。定位方法是记录文件 mtime，逐个测试文件二分排查。</w:t>
+      </w:r>
+    </w:p>
+    <w:p>
+      <w:pPr>
+        <w:pStyle w:val="ListBullet"/>
+      </w:pPr>
+      <w:r>
+        <w:t>部署后验证必须触发一次重新生成：修复推荐理由后直接查线上，读到的还是部署前的缓存，差点误判修复无效。</w:t>
+      </w:r>
+    </w:p>
+    <w:p>
+      <w:r>
+        <w:t>这条纪律最终固化成一条工作规则：说「已修复」之前，必须先跑一条能证明它的命令，并把那条决定性输出原样贴出来。没有输出就只允许说「我改了 X，尚未验证」。</w:t>
       </w:r>
     </w:p>
     <w:p>
@@ -4216,7 +4535,7 @@
     </w:p>
     <w:p>
       <w:r>
-        <w:t>pytest 实测收集 444 个用例，覆盖解析、检索、图谱、写作、接口与边界条件。一条重要的测试哲学：只测确定性逻辑，不测大模型输出质量。</w:t>
+        <w:t>pytest 实测收集 481 个用例，覆盖解析、检索、图谱、写作、接口与边界条件。一条重要的测试哲学：只测确定性逻辑，不测大模型输出质量。</w:t>
       </w:r>
     </w:p>
     <w:p>
@@ -6938,7 +7257,7 @@
     <w:p/>
     <w:p>
       <w:r>
-        <w:t>一条硬纪律贯穿全程：文档里出现的每一个数字，都必须有一条能复现它的命令。本项目曾出现过「测试 364 条」「接口 33 个」这类沿用了很久的旧数字，就是靠逐个跑命令才发现的。现在这些数字由 scripts/build_tech_doc.py 在生成文档时现场统计，比如测试数直接调 pytest --co 取真实收集数（当前 444 条），路由数扫 app/main.py 的装饰器（当前 44 个）。</w:t>
+        <w:t>一条硬纪律贯穿全程：文档里出现的每一个数字，都必须有一条能复现它的命令。本项目曾出现过「测试 364 条」「接口 33 个」这类沿用了很久的旧数字，就是靠逐个跑命令才发现的。现在这些数字由 scripts/build_tech_doc.py 在生成文档时现场统计，比如测试数直接调 pytest --co 取真实收集数（当前 481 条），路由数扫 app/main.py 的装饰器（当前 44 个）。</w:t>
       </w:r>
     </w:p>
     <w:p>
